--- a/docs/Project_Artron_GDD_TH.docx
+++ b/docs/Project_Artron_GDD_TH.docx
@@ -33,11 +33,7 @@
         <w:jc w:val="center"/>
       </w:pPr>
       <w:r>
-        <w:rPr>
-          <w:rFonts w:ascii="Tahoma" w:hAnsi="Tahoma" w:eastAsia="Tahoma"/>
-          <w:sz w:val="20"/>
-        </w:rPr>
-        <w:t>อ้างอิงจากระบบที่มีอยู่ในโปรเจกต์ Godot ปัจจุบัน</w:t>
+        <w:t>ข้อมูลระบบในโปรเจกต์ Godot ณ 26 กันยายน 2026</w:t>
       </w:r>
     </w:p>
     <w:p/>
@@ -49,7 +45,7 @@
         <w:rPr>
           <w:rFonts w:ascii="Tahoma" w:hAnsi="Tahoma" w:eastAsia="Tahoma"/>
         </w:rPr>
-        <w:t>เอกสารนี้อธิบายเกม Project Artron ตามสิ่งที่ระบบปัจจุบันรองรับจริง เพื่อใช้เป็นคู่มือร่วมสำหรับออกแบบเนื้อหา พัฒนาฟีเจอร์ และทดสอบการเล่น เกมเป็น tactical RPG แบบ turn based ที่ให้ผู้เล่นสร้างปาร์ตี้ เดินทางผ่าน Run แบบมี seed เลือกเหตุการณ์ เข้าสู่ encounter ต่อสู้ เก็บรางวัล และพัฒนาตัวละครระหว่างการเล่น</w:t>
+        <w:t>เอกสารนี้สรุประบบที่มีอยู่จริงใน Project Artron สำหรับออกแบบเนื้อหาและทดสอบเกม ผู้เล่นสร้างปาร์ตี้ เดินทางผ่าน Run ที่สร้างจาก seed เลือก Event หรือ Encounter สำรวจอาคาร และต่อสู้แบบผลัดเทิร์นบนสนาม 3D หลายระดับชั้น ระบบยังอยู่ในขั้น playtest ไม่ใช่รุ่นพร้อมเผยแพร่</w:t>
       </w:r>
     </w:p>
     <w:p>
@@ -162,7 +158,7 @@
                 <w:rFonts w:ascii="Tahoma" w:hAnsi="Tahoma" w:eastAsia="Tahoma"/>
                 <w:sz w:val="17"/>
               </w:rPr>
-              <w:t>Tactical role playing game แบบ turn based บนสนามต่อสู้เชิงตำแหน่ง</w:t>
+              <w:t>Tactical RPG แบบผลัดเทิร์นบนสนาม 3D เชิงตำแหน่ง</w:t>
             </w:r>
           </w:p>
         </w:tc>
@@ -202,7 +198,7 @@
                 <w:rFonts w:ascii="Tahoma" w:hAnsi="Tahoma" w:eastAsia="Tahoma"/>
                 <w:sz w:val="17"/>
               </w:rPr>
-              <w:t>Godot 4 บน Windows ใช้ GDScript และ Resource ของ Godot</w:t>
+              <w:t>Godot 4.7.2 บน Windows ใช้ GDScript และ Resource ของ Godot</w:t>
             </w:r>
           </w:p>
         </w:tc>
@@ -653,7 +649,7 @@
                 <w:rFonts w:ascii="Tahoma" w:hAnsi="Tahoma" w:eastAsia="Tahoma"/>
                 <w:sz w:val="17"/>
               </w:rPr>
-              <w:t>ทำ choice ตามเงื่อนไข หรือยืนยันเข้าการต่อสู้</w:t>
+              <w:t>เลือก Event หรือ Encounter และเปิดการสำรวจอาคารจาก Run Map ได้</w:t>
             </w:r>
           </w:p>
         </w:tc>
@@ -709,7 +705,7 @@
                 <w:rFonts w:ascii="Tahoma" w:hAnsi="Tahoma" w:eastAsia="Tahoma"/>
                 <w:sz w:val="17"/>
               </w:rPr>
-              <w:t>ต่อสู้แบบผลัดเทิร์นด้วย movement attack skill ability reaction และ AI</w:t>
+              <w:t>ต่อสู้แบบผลัดเทิร์นบนแมพ 3D ด้วย Move Attack Skill Ability Reaction และ AI</w:t>
             </w:r>
           </w:p>
         </w:tc>
@@ -834,6 +830,9 @@
       <w:pPr>
         <w:spacing w:after="40"/>
       </w:pPr>
+      <w:r>
+        <w:t>หลังสร้างปาร์ตี้ ผู้เล่นเลือกเส้นทางใน Run Map เข้า Event หรือ Combat รับรางวัลและพัฒนาตัวละคร Run Map ยังเปิดฉากสำรวจอาคารได้โดยตรง การสำรวจกลับสู่ Run เดิมได้โดยคงทรัพยากรและตำแหน่งที่เกี่ยวข้อง</w:t>
+      </w:r>
     </w:p>
     <w:p>
       <w:pPr>
@@ -1241,6 +1240,38 @@
                 <w:sz w:val="17"/>
               </w:rPr>
               <w:t>ใช้ ability point ตาม prerequisite และระดับตัวละคร</w:t>
+            </w:r>
+          </w:p>
+        </w:tc>
+      </w:tr>
+      <w:tr>
+        <w:tc>
+          <w:tcPr>
+            <w:tcW w:type="dxa" w:w="3324"/>
+          </w:tcPr>
+          <w:p>
+            <w:r>
+              <w:t>Spells</w:t>
+            </w:r>
+          </w:p>
+        </w:tc>
+        <w:tc>
+          <w:tcPr>
+            <w:tcW w:type="dxa" w:w="3324"/>
+          </w:tcPr>
+          <w:p>
+            <w:r>
+              <w:t>เวทที่เรียนได้จาก Spell Training</w:t>
+            </w:r>
+          </w:p>
+        </w:tc>
+        <w:tc>
+          <w:tcPr>
+            <w:tcW w:type="dxa" w:w="3324"/>
+          </w:tcPr>
+          <w:p>
+            <w:r>
+              <w:t>เพิ่ม Skill ที่ผ่านเงื่อนไขคลาสและ Ability ลงในรายการใช้งาน</w:t>
             </w:r>
           </w:p>
         </w:tc>
@@ -1967,6 +1998,94 @@
           </w:p>
         </w:tc>
       </w:tr>
+      <w:tr>
+        <w:tc>
+          <w:tcPr>
+            <w:tcW w:type="dxa" w:w="4986"/>
+          </w:tcPr>
+          <w:p>
+            <w:r>
+              <w:t>Rest</w:t>
+            </w:r>
+          </w:p>
+        </w:tc>
+        <w:tc>
+          <w:tcPr>
+            <w:tcW w:type="dxa" w:w="4986"/>
+          </w:tcPr>
+          <w:p>
+            <w:r>
+              <w:t>เลือกพักฟื้นสมาชิกปาร์ตี้ใน RestPanel</w:t>
+            </w:r>
+          </w:p>
+        </w:tc>
+      </w:tr>
+      <w:tr>
+        <w:tc>
+          <w:tcPr>
+            <w:tcW w:type="dxa" w:w="4986"/>
+          </w:tcPr>
+          <w:p>
+            <w:r>
+              <w:t>Shop</w:t>
+            </w:r>
+          </w:p>
+        </w:tc>
+        <w:tc>
+          <w:tcPr>
+            <w:tcW w:type="dxa" w:w="4986"/>
+          </w:tcPr>
+          <w:p>
+            <w:r>
+              <w:t>ซื้อหรือขายสินค้าโดยใช้ Gold ของ Run; สินค้าขึ้นกับ ShopData</w:t>
+            </w:r>
+          </w:p>
+        </w:tc>
+      </w:tr>
+      <w:tr>
+        <w:tc>
+          <w:tcPr>
+            <w:tcW w:type="dxa" w:w="4986"/>
+          </w:tcPr>
+          <w:p>
+            <w:r>
+              <w:t>Treasure</w:t>
+            </w:r>
+          </w:p>
+        </w:tc>
+        <w:tc>
+          <w:tcPr>
+            <w:tcW w:type="dxa" w:w="4986"/>
+          </w:tcPr>
+          <w:p>
+            <w:r>
+              <w:t>รับรางวัลจาก node ตาม RewardSystem</w:t>
+            </w:r>
+          </w:p>
+        </w:tc>
+      </w:tr>
+      <w:tr>
+        <w:tc>
+          <w:tcPr>
+            <w:tcW w:type="dxa" w:w="4986"/>
+          </w:tcPr>
+          <w:p>
+            <w:r>
+              <w:t>Elite และ Boss</w:t>
+            </w:r>
+          </w:p>
+        </w:tc>
+        <w:tc>
+          <w:tcPr>
+            <w:tcW w:type="dxa" w:w="4986"/>
+          </w:tcPr>
+          <w:p>
+            <w:r>
+              <w:t>ใช้ Encounter pool ตามชนิด node; Boss เป็นปลายทางของ Run</w:t>
+            </w:r>
+          </w:p>
+        </w:tc>
+      </w:tr>
     </w:tbl>
     <w:p>
       <w:pPr>
@@ -2300,6 +2419,9 @@
       <w:pPr>
         <w:spacing w:after="40"/>
       </w:pPr>
+      <w:r>
+        <w:t>EncounterData กำหนดแผนที่ จุดหรือพื้นที่สุ่มเกิดของผู้เล่น ศัตรู กลุ่มศัตรู objective และสถานะก่อนต่อสู้ EnemyGroupData กำหนดชนิด จำนวน ระดับปาร์ตี้และ flag ที่ใช้เปิดกลุ่ม รวมทั้งตำแหน่งหรือพื้นที่สุ่มเกิด Encounter Builder ใน Godot ใช้แก้ข้อมูลและดูตัวอย่างแผนที่กับพื้นที่เกิดได้</w:t>
+      </w:r>
     </w:p>
     <w:p>
       <w:pPr>
@@ -2323,7 +2445,7 @@
         <w:rPr>
           <w:rFonts w:ascii="Tahoma" w:hAnsi="Tahoma" w:eastAsia="Tahoma"/>
         </w:rPr>
-        <w:t>CombatSystem เป็นตัวประสานระบบต่อสู้ โดยสร้าง CombatState, เริ่ม turn order, รับ ActionRequest และกระจายงานไปยังระบบโจมตี การเดิน สกิล ability reaction effect equipment และ objective ฉาก Prototype Combat ทำหน้าที่แสดงสนาม รับอินพุต และแสดง HUD</w:t>
+        <w:t>CombatSystem ประสาน turn, ActionRequest, การโจมตี การเดิน Skill Ability Reaction Effect Equipment และ Objective ฉาก Prototype Combat ใช้การนำเสนอสนาม 3D สำหรับ Encounter ทั้งแบบแมพอาคารและแมพพื้นราบเดิม โดยเก็บกติกาไว้ในระบบ Combat ร่วมกัน</w:t>
       </w:r>
     </w:p>
     <w:p>
@@ -2510,7 +2632,7 @@
                 <w:rFonts w:ascii="Tahoma" w:hAnsi="Tahoma" w:eastAsia="Tahoma"/>
                 <w:sz w:val="17"/>
               </w:rPr>
-              <w:t>ตรวจระยะ speed เส้นทาง สิ่งกีดขวาง ขอบสนาม และอาจถูก interruption reaction</w:t>
+              <w:t>ตรวจระยะ Speed เส้นทาง 3D ชั้นและบันได สิ่งกีดขวาง ตัวละคร และ interruption reaction</w:t>
             </w:r>
           </w:p>
         </w:tc>
@@ -2754,6 +2876,9 @@
       <w:pPr>
         <w:spacing w:after="40"/>
       </w:pPr>
+      <w:r>
+        <w:t>Move, Attack, Skill, Ability, Reaction, Equipment, Consumable, Escape และ Maneuver ใช้ต้นทุนและการตรวจสิทธิ์ต่างกัน Maneuver ที่มีในระบบ ได้แก่ Grab, Trip, Push, Pull และ Stand; การเปิดหรือปิดประตูบนแมพอาคารใช้ AP และต้องอยู่ในระยะเอื้อม</w:t>
+      </w:r>
     </w:p>
     <w:p>
       <w:pPr>
@@ -3408,6 +3533,9 @@
       <w:pPr>
         <w:spacing w:after="40"/>
       </w:pPr>
+      <w:r>
+        <w:t>Skill และ Ability แบบพื้นที่ใช้วง เส้น หรือกรวยบนสนาม 3D การเลือกจุดบนชั้นที่ต่างกันส่งตำแหน่งโลกและระดับความสูงให้การตรวจระยะ เป้าหมาย และ line of effect พรีวิวกับเอฟเฟกต์พื้นที่แสดงบนสนาม 3D; ผลที่เกิดกับแต่ละเป้าหมายยังผ่านกติกาการโจมตีและ Reaction ตามปกติ</w:t>
+      </w:r>
     </w:p>
     <w:p>
       <w:pPr>
@@ -3730,7 +3858,7 @@
         <w:rPr>
           <w:rFonts w:ascii="Tahoma" w:hAnsi="Tahoma" w:eastAsia="Tahoma"/>
         </w:rPr>
-        <w:t>EnemyAISystem รวบรวม candidate สำหรับโจมตี เดิน skill ability area ability และ movement ability แล้วให้คะแนนตามระยะ ความคุ้มค่า effect เป้าหมาย การสำรอง AP เพื่อ reaction และ logic boss phase หรือ combo Pathfinder แบบ gridless ใช้หาทางเคลื่อนและหลบสิ่งกีดขวาง</w:t>
+        <w:t>EnemyAISystem ให้คะแนนตัวเลือกโจมตี เดิน Skill Ability และ Area Ability โดยพิจารณาเป้าหมายและต้นทุน AP บนแมพอาคาร AI ใช้เส้นทางเดิน 3D ข้ามพื้นหรือบันได เลือกเปิดประตูที่ขวางเส้นทาง และส่งตำแหน่งโลกให้การเล็งพื้นที่ ส่วนแมพพื้นราบยังใช้กติกาเดินเดิม</w:t>
       </w:r>
     </w:p>
     <w:tbl>
@@ -3829,7 +3957,7 @@
                 <w:rFonts w:ascii="Tahoma" w:hAnsi="Tahoma" w:eastAsia="Tahoma"/>
                 <w:sz w:val="17"/>
               </w:rPr>
-              <w:t>แปลงระยะ feet เป็น world unit ตรวจขอบสนาม เส้นทาง ระยะ target และ line of sight</w:t>
+              <w:t>แปลงระยะ ตรวจขอบสนาม เส้นทาง ระดับชั้น line of sight และ line of effect ในโลก 3D</w:t>
             </w:r>
           </w:p>
         </w:tc>
@@ -3850,7 +3978,7 @@
                 <w:rFonts w:ascii="Tahoma" w:hAnsi="Tahoma" w:eastAsia="Tahoma"/>
                 <w:sz w:val="17"/>
               </w:rPr>
-              <w:t>MapObstacle</w:t>
+              <w:t>BuildingMapData และ DungeonWorld3D</w:t>
             </w:r>
           </w:p>
         </w:tc>
@@ -3869,7 +3997,7 @@
                 <w:rFonts w:ascii="Tahoma" w:hAnsi="Tahoma" w:eastAsia="Tahoma"/>
                 <w:sz w:val="17"/>
               </w:rPr>
-              <w:t>สิ่งกีดขวางที่ block การเคลื่อนหรือการมองเห็นตามการตั้งค่า</w:t>
+              <w:t>พื้นหลายชั้น บันได ผนัง ประตู วัตถุ แสง และ geometry สำหรับการชนกับการมองเห็น</w:t>
             </w:r>
           </w:p>
         </w:tc>
@@ -3907,7 +4035,7 @@
                 <w:rFonts w:ascii="Tahoma" w:hAnsi="Tahoma" w:eastAsia="Tahoma"/>
                 <w:sz w:val="17"/>
               </w:rPr>
-              <w:t>Node แสดง token และ sync ตำแหน่งหรือสถานะจาก CombatantState</w:t>
+              <w:t>CombatantState เก็บตำแหน่งและชั้น; Combatant3D แสดง token และสถานะบนสนาม</w:t>
             </w:r>
           </w:p>
         </w:tc>
@@ -3947,7 +4075,7 @@
                 <w:rFonts w:ascii="Tahoma" w:hAnsi="Tahoma" w:eastAsia="Tahoma"/>
                 <w:sz w:val="17"/>
               </w:rPr>
-              <w:t>focus actor ปัจจุบันและแสดงสนามรบ</w:t>
+              <w:t>Camera3D แสดงสนามและชั้นที่เลือก</w:t>
             </w:r>
           </w:p>
         </w:tc>
@@ -3985,7 +4113,7 @@
                 <w:rFonts w:ascii="Tahoma" w:hAnsi="Tahoma" w:eastAsia="Tahoma"/>
                 <w:sz w:val="17"/>
               </w:rPr>
-              <w:t>เล่น presentation ของ movement ตาม combat event</w:t>
+              <w:t>นำเสนอการเดิน เอฟเฟกต์ AoE และผล combat บนสนาม 3D</w:t>
             </w:r>
           </w:p>
         </w:tc>
@@ -4295,7 +4423,7 @@
         <w:rPr>
           <w:rFonts w:ascii="Tahoma" w:hAnsi="Tahoma" w:eastAsia="Tahoma"/>
         </w:rPr>
-        <w:t>ระบบใช้ SceneTree metadata เป็นตัวส่ง state ชั่วคราวระหว่าง scene เช่น party_setup_state, active_party_characters, active_run_state, active_encounter_data และ created_character_data ฉาก UI หลักได้แก่ Character Creation, Create Party, Run Map, Event Panel, Reward Selection, Level Up Panel, Character Panel และ Prototype Combat HUD</w:t>
+        <w:t>SceneTree metadata ส่ง state ชั่วคราวระหว่างฉาก เช่น party_setup_state, active_party_characters, active_run_state และ active_encounter_data UI หลักได้แก่ Character Creation, Create Party, Run Map, Dungeon Exploration, Event Panel, Reward Selection, Level Up Panel และ Combat HUD</w:t>
       </w:r>
     </w:p>
     <w:tbl>
@@ -4390,11 +4518,7 @@
               <w:spacing w:after="40"/>
             </w:pPr>
             <w:r>
-              <w:rPr>
-                <w:rFonts w:ascii="Tahoma" w:hAnsi="Tahoma" w:eastAsia="Tahoma"/>
-                <w:sz w:val="17"/>
-              </w:rPr>
-              <w:t>wizard 7 ขั้น พร้อม summary validation และ portrait token</w:t>
+              <w:t>wizard 8 ขั้น พร้อม summary validation และ portrait token</w:t>
             </w:r>
           </w:p>
         </w:tc>
@@ -4583,7 +4707,7 @@
         <w:rPr>
           <w:rFonts w:ascii="Tahoma" w:hAnsi="Tahoma" w:eastAsia="Tahoma"/>
         </w:rPr>
-        <w:t>เนื้อหาเป็น data driven ผ่าน Resource ในโฟลเดอร์ data ได้แก่ character class ancestry ability skill attack effect equipment item encounter event reaction progression และ AI profile การเพิ่ม content โดยปกติทำได้ด้วยการสร้าง Resource ใหม่แล้วอ้างอิงใน catalog หรือ encounter ที่เกี่ยวข้อง</w:t>
+        <w:t>เนื้อหาใช้ Resource ใน data สำหรับตัวละคร Ability Skill Effect อุปกรณ์ Encounter Event และแผนที่ BuildingMapData เก็บพื้นหลายชั้น บันได ผนัง ประตู วัตถุ และพื้นที่กำหนดระดับแสง ปลั๊กอิน Building Map Editor โหลดแมพเดิมมาแก้ได้; Encounter Builder จัดข้อมูล Encounter และดูตัวอย่างจุดเกิด</w:t>
       </w:r>
     </w:p>
     <w:tbl>
@@ -4800,7 +4924,7 @@
                 <w:rFonts w:ascii="Tahoma" w:hAnsi="Tahoma" w:eastAsia="Tahoma"/>
                 <w:sz w:val="17"/>
               </w:rPr>
-              <w:t>สร้าง EventData Choice Effect Condition และเพิ่มใน EventTable หรือ node โดยตรง</w:t>
+              <w:t>สร้าง EncounterData ตั้งแผนที่ EnemyGroupData พื้นที่สุ่มเกิด objective และ pre combat status; ใช้ Encounter Builder ดูตัวอย่าง</w:t>
             </w:r>
           </w:p>
         </w:tc>
@@ -4911,7 +5035,7 @@
         <w:rPr>
           <w:rFonts w:ascii="Tahoma" w:hAnsi="Tahoma" w:eastAsia="Tahoma"/>
         </w:rPr>
-        <w:t>โปรเจกต์มี regression tests แยกตามระบบ เช่น creation, run, event, encounter, combat, reaction, ability, equipment, progression, AI และ scenes การทดสอบใช้ Godot executable ที่กำหนดใน repository และ runner จะบันทึก log ที่ล้มเหลวใน work/test-results</w:t>
+        <w:t>Regression tests แยกตาม creation, run, event, encounter, combat, reaction, ability, AI, exploration และ world3d โดย runner บันทึก log ใน work/test-results การผ่านเทสเฉพาะระบบไม่ได้ยืนยันว่าการเล่นทั้ง Run ไม่มีปัญหา จึงต้องเล่นทดสอบ UI และ flow แบบต่อเนื่องด้วย</w:t>
       </w:r>
     </w:p>
     <w:tbl>
@@ -5166,7 +5290,7 @@
                 <w:rFonts w:ascii="Tahoma" w:hAnsi="Tahoma" w:eastAsia="Tahoma"/>
                 <w:sz w:val="17"/>
               </w:rPr>
-              <w:t>การเลือก action ศัตรู boss behavior camera HUD animation และ interaction</w:t>
+              <w:t>AI การเลือก Action เส้นทาง 3D แสง กล้อง HUD และแอนิเมชัน</w:t>
             </w:r>
           </w:p>
         </w:tc>
@@ -5200,7 +5324,7 @@
         <w:rPr>
           <w:rFonts w:ascii="Tahoma" w:hAnsi="Tahoma" w:eastAsia="Tahoma"/>
         </w:rPr>
-        <w:t>ยังไม่มีระบบ save load ถาวรลงดิสก์ และไม่มีระบบ backend หรือ multiplayer</w:t>
+        <w:t>ยังไม่มีระบบบันทึกและโหลด Run ถาวรลงดิสก์ ไม่มี backend หรือ multiplayer</w:t>
       </w:r>
     </w:p>
     <w:p>
@@ -5224,7 +5348,7 @@
         <w:rPr>
           <w:rFonts w:ascii="Tahoma" w:hAnsi="Tahoma" w:eastAsia="Tahoma"/>
         </w:rPr>
-        <w:t>Boss phase และ dynamic enemy group มี logic บางส่วนใน AI แต่ยังไม่ใช่ระบบ encounter dynamic เต็มรูปแบบ</w:t>
+        <w:t>Dynamic enemy-group spawner ใช้ EnemyGroupData แล้ว แต่ความหลากหลายของกลุ่มขึ้นกับ Encounter Resource ที่ผู้สร้างเนื้อหากำหนด</w:t>
       </w:r>
     </w:p>
     <w:p>
@@ -5272,7 +5396,7 @@
         <w:rPr>
           <w:rFonts w:ascii="Tahoma" w:hAnsi="Tahoma" w:eastAsia="Tahoma"/>
         </w:rPr>
-        <w:t>พบความเสี่ยงเชิงเทคนิคใน Ability movement และ area ability เรื่องต้นทุนบางประเภท รวมถึง dynamic damage ที่ควรตรวจจบ combat ทันที</w:t>
+        <w:t>ระบบที่เปลี่ยนแปลงบ่อย เช่น Ability movement, AI บนแมพหลายชั้น, พรีวิว AoE และ UI Combat ต้องตรวจด้วยการเล่นจริงเพิ่มเติม แม้เทสเฉพาะจุดผ่านแล้ว</w:t>
       </w:r>
     </w:p>
     <w:p>
@@ -5463,7 +5587,7 @@
                 <w:rFonts w:ascii="Tahoma" w:hAnsi="Tahoma" w:eastAsia="Tahoma"/>
                 <w:sz w:val="17"/>
               </w:rPr>
-              <w:t>Godot scene และ controller สำหรับ UI run event combat character creation</w:t>
+              <w:t>Godot scene, UI, Run Map, Dungeon Exploration และ Combat 3D</w:t>
             </w:r>
           </w:p>
         </w:tc>
@@ -5975,6 +6099,38 @@
           </w:p>
         </w:tc>
       </w:tr>
+      <w:tr>
+        <w:tc>
+          <w:tcPr>
+            <w:tcW w:type="dxa" w:w="3324"/>
+          </w:tcPr>
+          <w:p>
+            <w:r>
+              <w:t>Warrior</w:t>
+            </w:r>
+          </w:p>
+        </w:tc>
+        <w:tc>
+          <w:tcPr>
+            <w:tcW w:type="dxa" w:w="3324"/>
+          </w:tcPr>
+          <w:p>
+            <w:r>
+              <w:t>นักรบแนวหน้า สลับท่ายืนโจมตี ป้องกัน และดวล</w:t>
+            </w:r>
+          </w:p>
+        </w:tc>
+        <w:tc>
+          <w:tcPr>
+            <w:tcW w:type="dxa" w:w="3324"/>
+          </w:tcPr>
+          <w:p>
+            <w:r>
+              <w:t>Simple/Advanced Weapon Training, Assault/Bulwark/Duelist Stance, Counterattack และสาย Ability เฉพาะท่ายืน</w:t>
+            </w:r>
+          </w:p>
+        </w:tc>
+      </w:tr>
     </w:tbl>
     <w:p/>
     <w:p>
@@ -5982,11 +6138,7 @@
         <w:spacing w:after="120"/>
       </w:pPr>
       <w:r>
-        <w:rPr>
-          <w:rFonts w:ascii="Tahoma" w:hAnsi="Tahoma" w:eastAsia="Tahoma"/>
-          <w:b w:val="0"/>
-        </w:rPr>
-        <w:t>Class ที่มีอยู่ใน data ปัจจุบันคือ Arcanist, Assassin, Devotee และ Martial Artist การเพิ่ม class ใหม่ต้องเพิ่ม ClassData เข้าสู่ CreationCatalog และกำหนด progression ให้ครบก่อนนำมาแสดงใน Character Creation</w:t>
+        <w:t>Class ที่มีอยู่ใน CreationCatalog ปัจจุบันคือ Arcanist, Assassin, Devotee, Martial Artist และ Warrior การเพิ่ม class ใหม่ต้องเพิ่ม ClassData เข้าสู่ CreationCatalog และกำหนด progression ให้ครบก่อนนำมาแสดงใน Character Creation</w:t>
       </w:r>
     </w:p>
     <w:p>
@@ -8730,7 +8882,7 @@
           <w:rFonts w:ascii="Tahoma" w:hAnsi="Tahoma" w:eastAsia="Tahoma"/>
           <w:b w:val="0"/>
         </w:rPr>
-        <w:t>EncounterData รวม roster ศัตรู spawn encounter objective pre combat status และ event result ศัตรูใช้ CharacterData, AttackData, AbilityData และ AIProfile ร่วมกับ EnemyAISystem เพื่อประเมิน candidate action ทุกเทิร์น</w:t>
+        <w:t>EncounterData รวมแผนที่ กลุ่มศัตรู จุดหรือพื้นที่สุ่มเกิดของผู้เล่นและศัตรู objective pre combat status และ event result EnemyGroupData รองรับจำนวน ตำแหน่งสุ่ม เงื่อนไขระดับปาร์ตี้ และ run flag; ศัตรูแต่ละตัวใช้ CharacterData, AttackData, AbilityData และ AIProfile</w:t>
       </w:r>
     </w:p>
     <w:tbl>
@@ -9027,7 +9179,7 @@
                 <w:b w:val="0"/>
                 <w:sz w:val="17"/>
               </w:rPr>
-              <w:t>Prototype Encounter และ Bandit Ambush</w:t>
+              <w:t>Prototype Encounter, Bandit Ambush, Encounter จาก Run และ Encounter ที่ใช้ BuildingMapData</w:t>
             </w:r>
           </w:p>
         </w:tc>
@@ -9404,7 +9556,3650 @@
                 <w:b w:val="0"/>
                 <w:sz w:val="17"/>
               </w:rPr>
-              <w:t>CharacterData, AIProfile, spawn objective pre combat status reward และ run integration test</w:t>
+              <w:t>CharacterData, EnemyGroupData, เงื่อนไขกลุ่ม พื้นที่สุ่มเกิด แผนที่ objective และเทส Encounter</w:t>
+            </w:r>
+          </w:p>
+        </w:tc>
+      </w:tr>
+    </w:tbl>
+    <w:p/>
+    <w:p>
+      <w:pPr>
+        <w:pStyle w:val="Heading1"/>
+      </w:pPr>
+      <w:r>
+        <w:t>26 แผนที่ 3D และเครื่องมือสร้างเนื้อหา</w:t>
+      </w:r>
+    </w:p>
+    <w:p>
+      <w:r>
+        <w:t>Building Map Editor กำหนดพื้นเดิน ผนัง ช่องเปิด ราว ประตู บันได วัตถุ และจุดหรือพื้นที่สี่เหลี่ยมกำหนดระดับแสง แก้แมพเดิมแล้วบันทึกกลับเป็น BuildingMapData ได้ การมองเห็นและการเล็งใช้ geometry ของสนาม; การเปลี่ยนชั้นใช้ตำแหน่งโลกและบันไดที่กำหนดในแมพ</w:t>
+      </w:r>
+    </w:p>
+    <w:p>
+      <w:r>
+        <w:t>Encounter Builder โหลด EncounterData มาแก้ ดูตัวอย่างแผนที่ และกำหนดพื้นที่สุ่มเกิดของผู้เล่นกับแต่ละ enemy group ได้ กลุ่มศัตรูถูกคัดตามระดับปาร์ตี้และ run flag เมื่อเริ่ม Encounter ก่อนสุ่มตำแหน่งในพื้นที่ที่กำหนด</w:t>
+      </w:r>
+    </w:p>
+    <w:p>
+      <w:pPr>
+        <w:pStyle w:val="Heading1"/>
+      </w:pPr>
+      <w:r>
+        <w:t>27 Trait ในข้อมูลเกม</w:t>
+      </w:r>
+    </w:p>
+    <w:p>
+      <w:r>
+        <w:t>TraitData เป็นข้อมูลระบุคุณสมบัติของตัวละคร การโจมตี Ability และไอเทม ระบบอ่านตาม id ที่เกี่ยวข้อง Trait ชนิด TAG ไม่ให้โบนัสโดยอัตโนมัติ เว้นแต่มีระบบหรือ Ability ตรวจ id นั้นโดยตรง; undead เป็น Trait ชนิด DAMAGE_TAKEN_BONUS ที่เพิ่มความเสียหาย Light ที่ได้รับ 2</w:t>
+      </w:r>
+    </w:p>
+    <w:tbl>
+      <w:tblPr>
+        <w:tblStyle w:val="TableGrid"/>
+        <w:tblW w:type="auto" w:w="0"/>
+        <w:tblLayout w:type="autofit"/>
+        <w:tblLook w:firstColumn="1" w:firstRow="1" w:lastColumn="0" w:lastRow="0" w:noHBand="0" w:noVBand="1" w:val="04A0"/>
+      </w:tblPr>
+      <w:tblGrid>
+        <w:gridCol w:w="3324"/>
+        <w:gridCol w:w="3324"/>
+        <w:gridCol w:w="3324"/>
+      </w:tblGrid>
+      <w:tr>
+        <w:trPr>
+          <w:tblHeader/>
+        </w:trPr>
+        <w:tc>
+          <w:tcPr>
+            <w:tcW w:type="dxa" w:w="3324"/>
+            <w:shd w:fill="DCE6F1"/>
+            <w:vAlign w:val="center"/>
+          </w:tcPr>
+          <w:p>
+            <w:pPr>
+              <w:spacing w:after="20"/>
+            </w:pPr>
+            <w:r>
+              <w:rPr>
+                <w:rFonts w:ascii="Tahoma" w:hAnsi="Tahoma"/>
+                <w:sz w:val="17"/>
+              </w:rPr>
+              <w:t>กลุ่ม</w:t>
+            </w:r>
+          </w:p>
+        </w:tc>
+        <w:tc>
+          <w:tcPr>
+            <w:tcW w:type="dxa" w:w="3324"/>
+            <w:shd w:fill="DCE6F1"/>
+            <w:vAlign w:val="center"/>
+          </w:tcPr>
+          <w:p>
+            <w:pPr>
+              <w:spacing w:after="20"/>
+            </w:pPr>
+            <w:r>
+              <w:rPr>
+                <w:rFonts w:ascii="Tahoma" w:hAnsi="Tahoma"/>
+                <w:sz w:val="17"/>
+              </w:rPr>
+              <w:t>Trait id</w:t>
+            </w:r>
+          </w:p>
+        </w:tc>
+        <w:tc>
+          <w:tcPr>
+            <w:tcW w:type="dxa" w:w="3324"/>
+            <w:shd w:fill="DCE6F1"/>
+            <w:vAlign w:val="center"/>
+          </w:tcPr>
+          <w:p>
+            <w:pPr>
+              <w:spacing w:after="20"/>
+            </w:pPr>
+            <w:r>
+              <w:rPr>
+                <w:rFonts w:ascii="Tahoma" w:hAnsi="Tahoma"/>
+                <w:sz w:val="17"/>
+              </w:rPr>
+              <w:t>บทบาทในระบบ</w:t>
+            </w:r>
+          </w:p>
+        </w:tc>
+      </w:tr>
+      <w:tr>
+        <w:tc>
+          <w:tcPr>
+            <w:tcW w:type="dxa" w:w="3324"/>
+            <w:vAlign w:val="center"/>
+          </w:tcPr>
+          <w:p>
+            <w:pPr>
+              <w:spacing w:after="20"/>
+            </w:pPr>
+            <w:r>
+              <w:rPr>
+                <w:rFonts w:ascii="Tahoma" w:hAnsi="Tahoma"/>
+                <w:sz w:val="17"/>
+              </w:rPr>
+              <w:t>ตัวละครและเชื้อสาย</w:t>
+            </w:r>
+          </w:p>
+        </w:tc>
+        <w:tc>
+          <w:tcPr>
+            <w:tcW w:type="dxa" w:w="3324"/>
+            <w:vAlign w:val="center"/>
+          </w:tcPr>
+          <w:p>
+            <w:pPr>
+              <w:spacing w:after="20"/>
+            </w:pPr>
+            <w:r>
+              <w:rPr>
+                <w:rFonts w:ascii="Tahoma" w:hAnsi="Tahoma"/>
+                <w:sz w:val="17"/>
+              </w:rPr>
+              <w:t>human, blue_blood, arcanist, assassin, devotee, martial_artist, warrior</w:t>
+            </w:r>
+          </w:p>
+        </w:tc>
+        <w:tc>
+          <w:tcPr>
+            <w:tcW w:type="dxa" w:w="3324"/>
+            <w:vAlign w:val="center"/>
+          </w:tcPr>
+          <w:p>
+            <w:pPr>
+              <w:spacing w:after="20"/>
+            </w:pPr>
+            <w:r>
+              <w:rPr>
+                <w:rFonts w:ascii="Tahoma" w:hAnsi="Tahoma"/>
+                <w:sz w:val="17"/>
+              </w:rPr>
+              <w:t>ระบุสิทธิ์เลือก/ใช้ Ability และเงื่อนไขของคลาส</w:t>
+            </w:r>
+          </w:p>
+        </w:tc>
+      </w:tr>
+      <w:tr>
+        <w:tc>
+          <w:tcPr>
+            <w:tcW w:type="dxa" w:w="3324"/>
+            <w:vAlign w:val="center"/>
+          </w:tcPr>
+          <w:p>
+            <w:pPr>
+              <w:spacing w:after="20"/>
+            </w:pPr>
+            <w:r>
+              <w:rPr>
+                <w:rFonts w:ascii="Tahoma" w:hAnsi="Tahoma"/>
+                <w:sz w:val="17"/>
+              </w:rPr>
+              <w:t>ประเภทสิ่งมีชีวิต</w:t>
+            </w:r>
+          </w:p>
+        </w:tc>
+        <w:tc>
+          <w:tcPr>
+            <w:tcW w:type="dxa" w:w="3324"/>
+            <w:vAlign w:val="center"/>
+          </w:tcPr>
+          <w:p>
+            <w:pPr>
+              <w:spacing w:after="20"/>
+            </w:pPr>
+            <w:r>
+              <w:rPr>
+                <w:rFonts w:ascii="Tahoma" w:hAnsi="Tahoma"/>
+                <w:sz w:val="17"/>
+              </w:rPr>
+              <w:t>beast, demon, goblin, humanoid, spider, undead, web_walker</w:t>
+            </w:r>
+          </w:p>
+        </w:tc>
+        <w:tc>
+          <w:tcPr>
+            <w:tcW w:type="dxa" w:w="3324"/>
+            <w:vAlign w:val="center"/>
+          </w:tcPr>
+          <w:p>
+            <w:pPr>
+              <w:spacing w:after="20"/>
+            </w:pPr>
+            <w:r>
+              <w:rPr>
+                <w:rFonts w:ascii="Tahoma" w:hAnsi="Tahoma"/>
+                <w:sz w:val="17"/>
+              </w:rPr>
+              <w:t>เป็นตัวระบุเป้าหมายหรือความสามารถเฉพาะ; undead ทำให้รับ Light เพิ่ม 2</w:t>
+            </w:r>
+          </w:p>
+        </w:tc>
+      </w:tr>
+      <w:tr>
+        <w:tc>
+          <w:tcPr>
+            <w:tcW w:type="dxa" w:w="3324"/>
+            <w:vAlign w:val="center"/>
+          </w:tcPr>
+          <w:p>
+            <w:pPr>
+              <w:spacing w:after="20"/>
+            </w:pPr>
+            <w:r>
+              <w:rPr>
+                <w:rFonts w:ascii="Tahoma" w:hAnsi="Tahoma"/>
+                <w:sz w:val="17"/>
+              </w:rPr>
+              <w:t>อาวุธและการโจมตี</w:t>
+            </w:r>
+          </w:p>
+        </w:tc>
+        <w:tc>
+          <w:tcPr>
+            <w:tcW w:type="dxa" w:w="3324"/>
+            <w:vAlign w:val="center"/>
+          </w:tcPr>
+          <w:p>
+            <w:pPr>
+              <w:spacing w:after="20"/>
+            </w:pPr>
+            <w:r>
+              <w:rPr>
+                <w:rFonts w:ascii="Tahoma" w:hAnsi="Tahoma"/>
+                <w:sz w:val="17"/>
+              </w:rPr>
+              <w:t>simple, advanced, melee, ranged, thrown, reach, two_handed, shield_compatible, heavy, light, finesse, reload, dual_weapon, slash, pierce, blunt, returning, paired, unarmed</w:t>
+            </w:r>
+          </w:p>
+        </w:tc>
+        <w:tc>
+          <w:tcPr>
+            <w:tcW w:type="dxa" w:w="3324"/>
+            <w:vAlign w:val="center"/>
+          </w:tcPr>
+          <w:p>
+            <w:pPr>
+              <w:spacing w:after="20"/>
+            </w:pPr>
+            <w:r>
+              <w:rPr>
+                <w:rFonts w:ascii="Tahoma" w:hAnsi="Tahoma"/>
+                <w:sz w:val="17"/>
+              </w:rPr>
+              <w:t>บาง tag มีกติกาโดยตรง บาง tag ใช้เป็นเงื่อนไข Ability</w:t>
+            </w:r>
+          </w:p>
+        </w:tc>
+      </w:tr>
+      <w:tr>
+        <w:tc>
+          <w:tcPr>
+            <w:tcW w:type="dxa" w:w="3324"/>
+            <w:vAlign w:val="center"/>
+          </w:tcPr>
+          <w:p>
+            <w:pPr>
+              <w:spacing w:after="20"/>
+            </w:pPr>
+            <w:r>
+              <w:rPr>
+                <w:rFonts w:ascii="Tahoma" w:hAnsi="Tahoma"/>
+                <w:sz w:val="17"/>
+              </w:rPr>
+              <w:t>Ability และ Skill</w:t>
+            </w:r>
+          </w:p>
+        </w:tc>
+        <w:tc>
+          <w:tcPr>
+            <w:tcW w:type="dxa" w:w="3324"/>
+            <w:vAlign w:val="center"/>
+          </w:tcPr>
+          <w:p>
+            <w:pPr>
+              <w:spacing w:after="20"/>
+            </w:pPr>
+            <w:r>
+              <w:rPr>
+                <w:rFonts w:ascii="Tahoma" w:hAnsi="Tahoma"/>
+                <w:sz w:val="17"/>
+              </w:rPr>
+              <w:t>basic, arcane, aura, circle, cold, concentrate, cone, consumable, cowardly_jab, divine, elemental, fire, healing, manipulate, move, passive, poison, reactive, stance</w:t>
+            </w:r>
+          </w:p>
+        </w:tc>
+        <w:tc>
+          <w:tcPr>
+            <w:tcW w:type="dxa" w:w="3324"/>
+            <w:vAlign w:val="center"/>
+          </w:tcPr>
+          <w:p>
+            <w:pPr>
+              <w:spacing w:after="20"/>
+            </w:pPr>
+            <w:r>
+              <w:rPr>
+                <w:rFonts w:ascii="Tahoma" w:hAnsi="Tahoma"/>
+                <w:sz w:val="17"/>
+              </w:rPr>
+              <w:t>กำหนดประเภท เป้าหมาย และเงื่อนไข; tag ส่วนใหญ่ไม่ให้โบนัสเอง</w:t>
+            </w:r>
+          </w:p>
+        </w:tc>
+      </w:tr>
+    </w:tbl>
+    <w:p/>
+    <w:p>
+      <w:pPr>
+        <w:pStyle w:val="Heading1"/>
+      </w:pPr>
+      <w:r>
+        <w:t>28 อาวุธและไอเทมที่ใช้งาน</w:t>
+      </w:r>
+    </w:p>
+    <w:p>
+      <w:r>
+        <w:t>ตัวเลขในตารางมาจาก AttackData และ ItemData ปัจจุบัน ระยะเป็นฟุต การโจมตีพื้นฐานใช้งาน 1 AP เว้นแต่ Ability ระบุเป็นอย่างอื่น Finesse ของ Dagger ใช้ค่า STR หรือ DEX ที่ให้ modifier สูงกว่า</w:t>
+      </w:r>
+    </w:p>
+    <w:tbl>
+      <w:tblPr>
+        <w:tblStyle w:val="TableGrid"/>
+        <w:tblW w:type="auto" w:w="0"/>
+        <w:tblLayout w:type="autofit"/>
+        <w:tblLook w:firstColumn="1" w:firstRow="1" w:lastColumn="0" w:lastRow="0" w:noHBand="0" w:noVBand="1" w:val="04A0"/>
+      </w:tblPr>
+      <w:tblGrid>
+        <w:gridCol w:w="1662"/>
+        <w:gridCol w:w="1662"/>
+        <w:gridCol w:w="1662"/>
+        <w:gridCol w:w="1662"/>
+        <w:gridCol w:w="1662"/>
+        <w:gridCol w:w="1662"/>
+      </w:tblGrid>
+      <w:tr>
+        <w:trPr>
+          <w:tblHeader/>
+        </w:trPr>
+        <w:tc>
+          <w:tcPr>
+            <w:tcW w:type="dxa" w:w="1662"/>
+            <w:shd w:fill="DCE6F1"/>
+            <w:vAlign w:val="center"/>
+          </w:tcPr>
+          <w:p>
+            <w:pPr>
+              <w:spacing w:after="20"/>
+            </w:pPr>
+            <w:r>
+              <w:rPr>
+                <w:rFonts w:ascii="Tahoma" w:hAnsi="Tahoma"/>
+                <w:sz w:val="16"/>
+              </w:rPr>
+              <w:t>อาวุธ</w:t>
+            </w:r>
+          </w:p>
+        </w:tc>
+        <w:tc>
+          <w:tcPr>
+            <w:tcW w:type="dxa" w:w="1662"/>
+            <w:shd w:fill="DCE6F1"/>
+            <w:vAlign w:val="center"/>
+          </w:tcPr>
+          <w:p>
+            <w:pPr>
+              <w:spacing w:after="20"/>
+            </w:pPr>
+            <w:r>
+              <w:rPr>
+                <w:rFonts w:ascii="Tahoma" w:hAnsi="Tahoma"/>
+                <w:sz w:val="16"/>
+              </w:rPr>
+              <w:t>Base Damage</w:t>
+            </w:r>
+          </w:p>
+        </w:tc>
+        <w:tc>
+          <w:tcPr>
+            <w:tcW w:type="dxa" w:w="1662"/>
+            <w:shd w:fill="DCE6F1"/>
+            <w:vAlign w:val="center"/>
+          </w:tcPr>
+          <w:p>
+            <w:pPr>
+              <w:spacing w:after="20"/>
+            </w:pPr>
+            <w:r>
+              <w:rPr>
+                <w:rFonts w:ascii="Tahoma" w:hAnsi="Tahoma"/>
+                <w:sz w:val="16"/>
+              </w:rPr>
+              <w:t>ระยะ</w:t>
+            </w:r>
+          </w:p>
+        </w:tc>
+        <w:tc>
+          <w:tcPr>
+            <w:tcW w:type="dxa" w:w="1662"/>
+            <w:shd w:fill="DCE6F1"/>
+            <w:vAlign w:val="center"/>
+          </w:tcPr>
+          <w:p>
+            <w:pPr>
+              <w:spacing w:after="20"/>
+            </w:pPr>
+            <w:r>
+              <w:rPr>
+                <w:rFonts w:ascii="Tahoma" w:hAnsi="Tahoma"/>
+                <w:sz w:val="16"/>
+              </w:rPr>
+              <w:t>ค่าโจมตี</w:t>
+            </w:r>
+          </w:p>
+        </w:tc>
+        <w:tc>
+          <w:tcPr>
+            <w:tcW w:type="dxa" w:w="1662"/>
+            <w:shd w:fill="DCE6F1"/>
+            <w:vAlign w:val="center"/>
+          </w:tcPr>
+          <w:p>
+            <w:pPr>
+              <w:spacing w:after="20"/>
+            </w:pPr>
+            <w:r>
+              <w:rPr>
+                <w:rFonts w:ascii="Tahoma" w:hAnsi="Tahoma"/>
+                <w:sz w:val="16"/>
+              </w:rPr>
+              <w:t>Critical</w:t>
+            </w:r>
+          </w:p>
+        </w:tc>
+        <w:tc>
+          <w:tcPr>
+            <w:tcW w:type="dxa" w:w="1662"/>
+            <w:shd w:fill="DCE6F1"/>
+            <w:vAlign w:val="center"/>
+          </w:tcPr>
+          <w:p>
+            <w:pPr>
+              <w:spacing w:after="20"/>
+            </w:pPr>
+            <w:r>
+              <w:rPr>
+                <w:rFonts w:ascii="Tahoma" w:hAnsi="Tahoma"/>
+                <w:sz w:val="16"/>
+              </w:rPr>
+              <w:t>หมายเหตุ</w:t>
+            </w:r>
+          </w:p>
+        </w:tc>
+      </w:tr>
+      <w:tr>
+        <w:tc>
+          <w:tcPr>
+            <w:tcW w:type="dxa" w:w="1662"/>
+            <w:vAlign w:val="center"/>
+          </w:tcPr>
+          <w:p>
+            <w:pPr>
+              <w:spacing w:after="20"/>
+            </w:pPr>
+            <w:r>
+              <w:rPr>
+                <w:rFonts w:ascii="Tahoma" w:hAnsi="Tahoma"/>
+                <w:sz w:val="16"/>
+              </w:rPr>
+              <w:t>Dagger</w:t>
+            </w:r>
+          </w:p>
+        </w:tc>
+        <w:tc>
+          <w:tcPr>
+            <w:tcW w:type="dxa" w:w="1662"/>
+            <w:vAlign w:val="center"/>
+          </w:tcPr>
+          <w:p>
+            <w:pPr>
+              <w:spacing w:after="20"/>
+            </w:pPr>
+            <w:r>
+              <w:rPr>
+                <w:rFonts w:ascii="Tahoma" w:hAnsi="Tahoma"/>
+                <w:sz w:val="16"/>
+              </w:rPr>
+              <w:t>3 Pierce</w:t>
+            </w:r>
+          </w:p>
+        </w:tc>
+        <w:tc>
+          <w:tcPr>
+            <w:tcW w:type="dxa" w:w="1662"/>
+            <w:vAlign w:val="center"/>
+          </w:tcPr>
+          <w:p>
+            <w:pPr>
+              <w:spacing w:after="20"/>
+            </w:pPr>
+            <w:r>
+              <w:rPr>
+                <w:rFonts w:ascii="Tahoma" w:hAnsi="Tahoma"/>
+                <w:sz w:val="16"/>
+              </w:rPr>
+              <w:t>5 / ขว้าง 15</w:t>
+            </w:r>
+          </w:p>
+        </w:tc>
+        <w:tc>
+          <w:tcPr>
+            <w:tcW w:type="dxa" w:w="1662"/>
+            <w:vAlign w:val="center"/>
+          </w:tcPr>
+          <w:p>
+            <w:pPr>
+              <w:spacing w:after="20"/>
+            </w:pPr>
+            <w:r>
+              <w:rPr>
+                <w:rFonts w:ascii="Tahoma" w:hAnsi="Tahoma"/>
+                <w:sz w:val="16"/>
+              </w:rPr>
+              <w:t>DEX หรือ STR*</w:t>
+            </w:r>
+          </w:p>
+        </w:tc>
+        <w:tc>
+          <w:tcPr>
+            <w:tcW w:type="dxa" w:w="1662"/>
+            <w:vAlign w:val="center"/>
+          </w:tcPr>
+          <w:p>
+            <w:pPr>
+              <w:spacing w:after="20"/>
+            </w:pPr>
+            <w:r>
+              <w:rPr>
+                <w:rFonts w:ascii="Tahoma" w:hAnsi="Tahoma"/>
+                <w:sz w:val="16"/>
+              </w:rPr>
+              <w:t>15%</w:t>
+            </w:r>
+          </w:p>
+        </w:tc>
+        <w:tc>
+          <w:tcPr>
+            <w:tcW w:type="dxa" w:w="1662"/>
+            <w:vAlign w:val="center"/>
+          </w:tcPr>
+          <w:p>
+            <w:pPr>
+              <w:spacing w:after="20"/>
+            </w:pPr>
+            <w:r>
+              <w:rPr>
+                <w:rFonts w:ascii="Tahoma" w:hAnsi="Tahoma"/>
+                <w:sz w:val="16"/>
+              </w:rPr>
+              <w:t>Finesse, Light, Dual Weapon</w:t>
+            </w:r>
+          </w:p>
+        </w:tc>
+      </w:tr>
+      <w:tr>
+        <w:tc>
+          <w:tcPr>
+            <w:tcW w:type="dxa" w:w="1662"/>
+            <w:vAlign w:val="center"/>
+          </w:tcPr>
+          <w:p>
+            <w:pPr>
+              <w:spacing w:after="20"/>
+            </w:pPr>
+            <w:r>
+              <w:rPr>
+                <w:rFonts w:ascii="Tahoma" w:hAnsi="Tahoma"/>
+                <w:sz w:val="16"/>
+              </w:rPr>
+              <w:t>Club</w:t>
+            </w:r>
+          </w:p>
+        </w:tc>
+        <w:tc>
+          <w:tcPr>
+            <w:tcW w:type="dxa" w:w="1662"/>
+            <w:vAlign w:val="center"/>
+          </w:tcPr>
+          <w:p>
+            <w:pPr>
+              <w:spacing w:after="20"/>
+            </w:pPr>
+            <w:r>
+              <w:rPr>
+                <w:rFonts w:ascii="Tahoma" w:hAnsi="Tahoma"/>
+                <w:sz w:val="16"/>
+              </w:rPr>
+              <w:t>5 Blunt</w:t>
+            </w:r>
+          </w:p>
+        </w:tc>
+        <w:tc>
+          <w:tcPr>
+            <w:tcW w:type="dxa" w:w="1662"/>
+            <w:vAlign w:val="center"/>
+          </w:tcPr>
+          <w:p>
+            <w:pPr>
+              <w:spacing w:after="20"/>
+            </w:pPr>
+            <w:r>
+              <w:rPr>
+                <w:rFonts w:ascii="Tahoma" w:hAnsi="Tahoma"/>
+                <w:sz w:val="16"/>
+              </w:rPr>
+              <w:t>5</w:t>
+            </w:r>
+          </w:p>
+        </w:tc>
+        <w:tc>
+          <w:tcPr>
+            <w:tcW w:type="dxa" w:w="1662"/>
+            <w:vAlign w:val="center"/>
+          </w:tcPr>
+          <w:p>
+            <w:pPr>
+              <w:spacing w:after="20"/>
+            </w:pPr>
+            <w:r>
+              <w:rPr>
+                <w:rFonts w:ascii="Tahoma" w:hAnsi="Tahoma"/>
+                <w:sz w:val="16"/>
+              </w:rPr>
+              <w:t>STR</w:t>
+            </w:r>
+          </w:p>
+        </w:tc>
+        <w:tc>
+          <w:tcPr>
+            <w:tcW w:type="dxa" w:w="1662"/>
+            <w:vAlign w:val="center"/>
+          </w:tcPr>
+          <w:p>
+            <w:pPr>
+              <w:spacing w:after="20"/>
+            </w:pPr>
+            <w:r>
+              <w:rPr>
+                <w:rFonts w:ascii="Tahoma" w:hAnsi="Tahoma"/>
+                <w:sz w:val="16"/>
+              </w:rPr>
+              <w:t>ไม่ได้</w:t>
+            </w:r>
+          </w:p>
+        </w:tc>
+        <w:tc>
+          <w:tcPr>
+            <w:tcW w:type="dxa" w:w="1662"/>
+            <w:vAlign w:val="center"/>
+          </w:tcPr>
+          <w:p>
+            <w:pPr>
+              <w:spacing w:after="20"/>
+            </w:pPr>
+            <w:r>
+              <w:rPr>
+                <w:rFonts w:ascii="Tahoma" w:hAnsi="Tahoma"/>
+                <w:sz w:val="16"/>
+              </w:rPr>
+              <w:t>Dual Weapon; โจมตี Fortitude</w:t>
+            </w:r>
+          </w:p>
+        </w:tc>
+      </w:tr>
+      <w:tr>
+        <w:tc>
+          <w:tcPr>
+            <w:tcW w:type="dxa" w:w="1662"/>
+            <w:vAlign w:val="center"/>
+          </w:tcPr>
+          <w:p>
+            <w:pPr>
+              <w:spacing w:after="20"/>
+            </w:pPr>
+            <w:r>
+              <w:rPr>
+                <w:rFonts w:ascii="Tahoma" w:hAnsi="Tahoma"/>
+                <w:sz w:val="16"/>
+              </w:rPr>
+              <w:t>Sword</w:t>
+            </w:r>
+          </w:p>
+        </w:tc>
+        <w:tc>
+          <w:tcPr>
+            <w:tcW w:type="dxa" w:w="1662"/>
+            <w:vAlign w:val="center"/>
+          </w:tcPr>
+          <w:p>
+            <w:pPr>
+              <w:spacing w:after="20"/>
+            </w:pPr>
+            <w:r>
+              <w:rPr>
+                <w:rFonts w:ascii="Tahoma" w:hAnsi="Tahoma"/>
+                <w:sz w:val="16"/>
+              </w:rPr>
+              <w:t>5 Slash</w:t>
+            </w:r>
+          </w:p>
+        </w:tc>
+        <w:tc>
+          <w:tcPr>
+            <w:tcW w:type="dxa" w:w="1662"/>
+            <w:vAlign w:val="center"/>
+          </w:tcPr>
+          <w:p>
+            <w:pPr>
+              <w:spacing w:after="20"/>
+            </w:pPr>
+            <w:r>
+              <w:rPr>
+                <w:rFonts w:ascii="Tahoma" w:hAnsi="Tahoma"/>
+                <w:sz w:val="16"/>
+              </w:rPr>
+              <w:t>5</w:t>
+            </w:r>
+          </w:p>
+        </w:tc>
+        <w:tc>
+          <w:tcPr>
+            <w:tcW w:type="dxa" w:w="1662"/>
+            <w:vAlign w:val="center"/>
+          </w:tcPr>
+          <w:p>
+            <w:pPr>
+              <w:spacing w:after="20"/>
+            </w:pPr>
+            <w:r>
+              <w:rPr>
+                <w:rFonts w:ascii="Tahoma" w:hAnsi="Tahoma"/>
+                <w:sz w:val="16"/>
+              </w:rPr>
+              <w:t>STR</w:t>
+            </w:r>
+          </w:p>
+        </w:tc>
+        <w:tc>
+          <w:tcPr>
+            <w:tcW w:type="dxa" w:w="1662"/>
+            <w:vAlign w:val="center"/>
+          </w:tcPr>
+          <w:p>
+            <w:pPr>
+              <w:spacing w:after="20"/>
+            </w:pPr>
+            <w:r>
+              <w:rPr>
+                <w:rFonts w:ascii="Tahoma" w:hAnsi="Tahoma"/>
+                <w:sz w:val="16"/>
+              </w:rPr>
+              <w:t>5%</w:t>
+            </w:r>
+          </w:p>
+        </w:tc>
+        <w:tc>
+          <w:tcPr>
+            <w:tcW w:type="dxa" w:w="1662"/>
+            <w:vAlign w:val="center"/>
+          </w:tcPr>
+          <w:p>
+            <w:pPr>
+              <w:spacing w:after="20"/>
+            </w:pPr>
+            <w:r>
+              <w:rPr>
+                <w:rFonts w:ascii="Tahoma" w:hAnsi="Tahoma"/>
+                <w:sz w:val="16"/>
+              </w:rPr>
+              <w:t>Dual Weapon, Shield Compatible</w:t>
+            </w:r>
+          </w:p>
+        </w:tc>
+      </w:tr>
+      <w:tr>
+        <w:tc>
+          <w:tcPr>
+            <w:tcW w:type="dxa" w:w="1662"/>
+            <w:vAlign w:val="center"/>
+          </w:tcPr>
+          <w:p>
+            <w:pPr>
+              <w:spacing w:after="20"/>
+            </w:pPr>
+            <w:r>
+              <w:rPr>
+                <w:rFonts w:ascii="Tahoma" w:hAnsi="Tahoma"/>
+                <w:sz w:val="16"/>
+              </w:rPr>
+              <w:t>Hand Axe</w:t>
+            </w:r>
+          </w:p>
+        </w:tc>
+        <w:tc>
+          <w:tcPr>
+            <w:tcW w:type="dxa" w:w="1662"/>
+            <w:vAlign w:val="center"/>
+          </w:tcPr>
+          <w:p>
+            <w:pPr>
+              <w:spacing w:after="20"/>
+            </w:pPr>
+            <w:r>
+              <w:rPr>
+                <w:rFonts w:ascii="Tahoma" w:hAnsi="Tahoma"/>
+                <w:sz w:val="16"/>
+              </w:rPr>
+              <w:t>5 Slash</w:t>
+            </w:r>
+          </w:p>
+        </w:tc>
+        <w:tc>
+          <w:tcPr>
+            <w:tcW w:type="dxa" w:w="1662"/>
+            <w:vAlign w:val="center"/>
+          </w:tcPr>
+          <w:p>
+            <w:pPr>
+              <w:spacing w:after="20"/>
+            </w:pPr>
+            <w:r>
+              <w:rPr>
+                <w:rFonts w:ascii="Tahoma" w:hAnsi="Tahoma"/>
+                <w:sz w:val="16"/>
+              </w:rPr>
+              <w:t>5 / ขว้าง 15</w:t>
+            </w:r>
+          </w:p>
+        </w:tc>
+        <w:tc>
+          <w:tcPr>
+            <w:tcW w:type="dxa" w:w="1662"/>
+            <w:vAlign w:val="center"/>
+          </w:tcPr>
+          <w:p>
+            <w:pPr>
+              <w:spacing w:after="20"/>
+            </w:pPr>
+            <w:r>
+              <w:rPr>
+                <w:rFonts w:ascii="Tahoma" w:hAnsi="Tahoma"/>
+                <w:sz w:val="16"/>
+              </w:rPr>
+              <w:t>STR</w:t>
+            </w:r>
+          </w:p>
+        </w:tc>
+        <w:tc>
+          <w:tcPr>
+            <w:tcW w:type="dxa" w:w="1662"/>
+            <w:vAlign w:val="center"/>
+          </w:tcPr>
+          <w:p>
+            <w:pPr>
+              <w:spacing w:after="20"/>
+            </w:pPr>
+            <w:r>
+              <w:rPr>
+                <w:rFonts w:ascii="Tahoma" w:hAnsi="Tahoma"/>
+                <w:sz w:val="16"/>
+              </w:rPr>
+              <w:t>5%</w:t>
+            </w:r>
+          </w:p>
+        </w:tc>
+        <w:tc>
+          <w:tcPr>
+            <w:tcW w:type="dxa" w:w="1662"/>
+            <w:vAlign w:val="center"/>
+          </w:tcPr>
+          <w:p>
+            <w:pPr>
+              <w:spacing w:after="20"/>
+            </w:pPr>
+            <w:r>
+              <w:rPr>
+                <w:rFonts w:ascii="Tahoma" w:hAnsi="Tahoma"/>
+                <w:sz w:val="16"/>
+              </w:rPr>
+              <w:t>Thrown, Dual Weapon</w:t>
+            </w:r>
+          </w:p>
+        </w:tc>
+      </w:tr>
+      <w:tr>
+        <w:tc>
+          <w:tcPr>
+            <w:tcW w:type="dxa" w:w="1662"/>
+            <w:vAlign w:val="center"/>
+          </w:tcPr>
+          <w:p>
+            <w:pPr>
+              <w:spacing w:after="20"/>
+            </w:pPr>
+            <w:r>
+              <w:rPr>
+                <w:rFonts w:ascii="Tahoma" w:hAnsi="Tahoma"/>
+                <w:sz w:val="16"/>
+              </w:rPr>
+              <w:t>Short Spear</w:t>
+            </w:r>
+          </w:p>
+        </w:tc>
+        <w:tc>
+          <w:tcPr>
+            <w:tcW w:type="dxa" w:w="1662"/>
+            <w:vAlign w:val="center"/>
+          </w:tcPr>
+          <w:p>
+            <w:pPr>
+              <w:spacing w:after="20"/>
+            </w:pPr>
+            <w:r>
+              <w:rPr>
+                <w:rFonts w:ascii="Tahoma" w:hAnsi="Tahoma"/>
+                <w:sz w:val="16"/>
+              </w:rPr>
+              <w:t>4 Pierce</w:t>
+            </w:r>
+          </w:p>
+        </w:tc>
+        <w:tc>
+          <w:tcPr>
+            <w:tcW w:type="dxa" w:w="1662"/>
+            <w:vAlign w:val="center"/>
+          </w:tcPr>
+          <w:p>
+            <w:pPr>
+              <w:spacing w:after="20"/>
+            </w:pPr>
+            <w:r>
+              <w:rPr>
+                <w:rFonts w:ascii="Tahoma" w:hAnsi="Tahoma"/>
+                <w:sz w:val="16"/>
+              </w:rPr>
+              <w:t>5 / ขว้าง 15</w:t>
+            </w:r>
+          </w:p>
+        </w:tc>
+        <w:tc>
+          <w:tcPr>
+            <w:tcW w:type="dxa" w:w="1662"/>
+            <w:vAlign w:val="center"/>
+          </w:tcPr>
+          <w:p>
+            <w:pPr>
+              <w:spacing w:after="20"/>
+            </w:pPr>
+            <w:r>
+              <w:rPr>
+                <w:rFonts w:ascii="Tahoma" w:hAnsi="Tahoma"/>
+                <w:sz w:val="16"/>
+              </w:rPr>
+              <w:t>STR</w:t>
+            </w:r>
+          </w:p>
+        </w:tc>
+        <w:tc>
+          <w:tcPr>
+            <w:tcW w:type="dxa" w:w="1662"/>
+            <w:vAlign w:val="center"/>
+          </w:tcPr>
+          <w:p>
+            <w:pPr>
+              <w:spacing w:after="20"/>
+            </w:pPr>
+            <w:r>
+              <w:rPr>
+                <w:rFonts w:ascii="Tahoma" w:hAnsi="Tahoma"/>
+                <w:sz w:val="16"/>
+              </w:rPr>
+              <w:t>5%</w:t>
+            </w:r>
+          </w:p>
+        </w:tc>
+        <w:tc>
+          <w:tcPr>
+            <w:tcW w:type="dxa" w:w="1662"/>
+            <w:vAlign w:val="center"/>
+          </w:tcPr>
+          <w:p>
+            <w:pPr>
+              <w:spacing w:after="20"/>
+            </w:pPr>
+            <w:r>
+              <w:rPr>
+                <w:rFonts w:ascii="Tahoma" w:hAnsi="Tahoma"/>
+                <w:sz w:val="16"/>
+              </w:rPr>
+              <w:t>Thrown, Shield Compatible</w:t>
+            </w:r>
+          </w:p>
+        </w:tc>
+      </w:tr>
+      <w:tr>
+        <w:tc>
+          <w:tcPr>
+            <w:tcW w:type="dxa" w:w="1662"/>
+            <w:vAlign w:val="center"/>
+          </w:tcPr>
+          <w:p>
+            <w:pPr>
+              <w:spacing w:after="20"/>
+            </w:pPr>
+            <w:r>
+              <w:rPr>
+                <w:rFonts w:ascii="Tahoma" w:hAnsi="Tahoma"/>
+                <w:sz w:val="16"/>
+              </w:rPr>
+              <w:t>Shortbow</w:t>
+            </w:r>
+          </w:p>
+        </w:tc>
+        <w:tc>
+          <w:tcPr>
+            <w:tcW w:type="dxa" w:w="1662"/>
+            <w:vAlign w:val="center"/>
+          </w:tcPr>
+          <w:p>
+            <w:pPr>
+              <w:spacing w:after="20"/>
+            </w:pPr>
+            <w:r>
+              <w:rPr>
+                <w:rFonts w:ascii="Tahoma" w:hAnsi="Tahoma"/>
+                <w:sz w:val="16"/>
+              </w:rPr>
+              <w:t>4 Pierce</w:t>
+            </w:r>
+          </w:p>
+        </w:tc>
+        <w:tc>
+          <w:tcPr>
+            <w:tcW w:type="dxa" w:w="1662"/>
+            <w:vAlign w:val="center"/>
+          </w:tcPr>
+          <w:p>
+            <w:pPr>
+              <w:spacing w:after="20"/>
+            </w:pPr>
+            <w:r>
+              <w:rPr>
+                <w:rFonts w:ascii="Tahoma" w:hAnsi="Tahoma"/>
+                <w:sz w:val="16"/>
+              </w:rPr>
+              <w:t>30</w:t>
+            </w:r>
+          </w:p>
+        </w:tc>
+        <w:tc>
+          <w:tcPr>
+            <w:tcW w:type="dxa" w:w="1662"/>
+            <w:vAlign w:val="center"/>
+          </w:tcPr>
+          <w:p>
+            <w:pPr>
+              <w:spacing w:after="20"/>
+            </w:pPr>
+            <w:r>
+              <w:rPr>
+                <w:rFonts w:ascii="Tahoma" w:hAnsi="Tahoma"/>
+                <w:sz w:val="16"/>
+              </w:rPr>
+              <w:t>DEX</w:t>
+            </w:r>
+          </w:p>
+        </w:tc>
+        <w:tc>
+          <w:tcPr>
+            <w:tcW w:type="dxa" w:w="1662"/>
+            <w:vAlign w:val="center"/>
+          </w:tcPr>
+          <w:p>
+            <w:pPr>
+              <w:spacing w:after="20"/>
+            </w:pPr>
+            <w:r>
+              <w:rPr>
+                <w:rFonts w:ascii="Tahoma" w:hAnsi="Tahoma"/>
+                <w:sz w:val="16"/>
+              </w:rPr>
+              <w:t>5%</w:t>
+            </w:r>
+          </w:p>
+        </w:tc>
+        <w:tc>
+          <w:tcPr>
+            <w:tcW w:type="dxa" w:w="1662"/>
+            <w:vAlign w:val="center"/>
+          </w:tcPr>
+          <w:p>
+            <w:pPr>
+              <w:spacing w:after="20"/>
+            </w:pPr>
+            <w:r>
+              <w:rPr>
+                <w:rFonts w:ascii="Tahoma" w:hAnsi="Tahoma"/>
+                <w:sz w:val="16"/>
+              </w:rPr>
+              <w:t>Two Handed; ใช้ Standard/Heavy Arrow</w:t>
+            </w:r>
+          </w:p>
+        </w:tc>
+      </w:tr>
+      <w:tr>
+        <w:tc>
+          <w:tcPr>
+            <w:tcW w:type="dxa" w:w="1662"/>
+            <w:vAlign w:val="center"/>
+          </w:tcPr>
+          <w:p>
+            <w:pPr>
+              <w:spacing w:after="20"/>
+            </w:pPr>
+            <w:r>
+              <w:rPr>
+                <w:rFonts w:ascii="Tahoma" w:hAnsi="Tahoma"/>
+                <w:sz w:val="16"/>
+              </w:rPr>
+              <w:t>Long Spear</w:t>
+            </w:r>
+          </w:p>
+        </w:tc>
+        <w:tc>
+          <w:tcPr>
+            <w:tcW w:type="dxa" w:w="1662"/>
+            <w:vAlign w:val="center"/>
+          </w:tcPr>
+          <w:p>
+            <w:pPr>
+              <w:spacing w:after="20"/>
+            </w:pPr>
+            <w:r>
+              <w:rPr>
+                <w:rFonts w:ascii="Tahoma" w:hAnsi="Tahoma"/>
+                <w:sz w:val="16"/>
+              </w:rPr>
+              <w:t>4 Pierce</w:t>
+            </w:r>
+          </w:p>
+        </w:tc>
+        <w:tc>
+          <w:tcPr>
+            <w:tcW w:type="dxa" w:w="1662"/>
+            <w:vAlign w:val="center"/>
+          </w:tcPr>
+          <w:p>
+            <w:pPr>
+              <w:spacing w:after="20"/>
+            </w:pPr>
+            <w:r>
+              <w:rPr>
+                <w:rFonts w:ascii="Tahoma" w:hAnsi="Tahoma"/>
+                <w:sz w:val="16"/>
+              </w:rPr>
+              <w:t>8</w:t>
+            </w:r>
+          </w:p>
+        </w:tc>
+        <w:tc>
+          <w:tcPr>
+            <w:tcW w:type="dxa" w:w="1662"/>
+            <w:vAlign w:val="center"/>
+          </w:tcPr>
+          <w:p>
+            <w:pPr>
+              <w:spacing w:after="20"/>
+            </w:pPr>
+            <w:r>
+              <w:rPr>
+                <w:rFonts w:ascii="Tahoma" w:hAnsi="Tahoma"/>
+                <w:sz w:val="16"/>
+              </w:rPr>
+              <w:t>STR</w:t>
+            </w:r>
+          </w:p>
+        </w:tc>
+        <w:tc>
+          <w:tcPr>
+            <w:tcW w:type="dxa" w:w="1662"/>
+            <w:vAlign w:val="center"/>
+          </w:tcPr>
+          <w:p>
+            <w:pPr>
+              <w:spacing w:after="20"/>
+            </w:pPr>
+            <w:r>
+              <w:rPr>
+                <w:rFonts w:ascii="Tahoma" w:hAnsi="Tahoma"/>
+                <w:sz w:val="16"/>
+              </w:rPr>
+              <w:t>5%</w:t>
+            </w:r>
+          </w:p>
+        </w:tc>
+        <w:tc>
+          <w:tcPr>
+            <w:tcW w:type="dxa" w:w="1662"/>
+            <w:vAlign w:val="center"/>
+          </w:tcPr>
+          <w:p>
+            <w:pPr>
+              <w:spacing w:after="20"/>
+            </w:pPr>
+            <w:r>
+              <w:rPr>
+                <w:rFonts w:ascii="Tahoma" w:hAnsi="Tahoma"/>
+                <w:sz w:val="16"/>
+              </w:rPr>
+              <w:t>Reach, Two Handed, Advanced</w:t>
+            </w:r>
+          </w:p>
+        </w:tc>
+      </w:tr>
+      <w:tr>
+        <w:tc>
+          <w:tcPr>
+            <w:tcW w:type="dxa" w:w="1662"/>
+            <w:vAlign w:val="center"/>
+          </w:tcPr>
+          <w:p>
+            <w:pPr>
+              <w:spacing w:after="20"/>
+            </w:pPr>
+            <w:r>
+              <w:rPr>
+                <w:rFonts w:ascii="Tahoma" w:hAnsi="Tahoma"/>
+                <w:sz w:val="16"/>
+              </w:rPr>
+              <w:t>Greatsword</w:t>
+            </w:r>
+          </w:p>
+        </w:tc>
+        <w:tc>
+          <w:tcPr>
+            <w:tcW w:type="dxa" w:w="1662"/>
+            <w:vAlign w:val="center"/>
+          </w:tcPr>
+          <w:p>
+            <w:pPr>
+              <w:spacing w:after="20"/>
+            </w:pPr>
+            <w:r>
+              <w:rPr>
+                <w:rFonts w:ascii="Tahoma" w:hAnsi="Tahoma"/>
+                <w:sz w:val="16"/>
+              </w:rPr>
+              <w:t>6 Slash</w:t>
+            </w:r>
+          </w:p>
+        </w:tc>
+        <w:tc>
+          <w:tcPr>
+            <w:tcW w:type="dxa" w:w="1662"/>
+            <w:vAlign w:val="center"/>
+          </w:tcPr>
+          <w:p>
+            <w:pPr>
+              <w:spacing w:after="20"/>
+            </w:pPr>
+            <w:r>
+              <w:rPr>
+                <w:rFonts w:ascii="Tahoma" w:hAnsi="Tahoma"/>
+                <w:sz w:val="16"/>
+              </w:rPr>
+              <w:t>7</w:t>
+            </w:r>
+          </w:p>
+        </w:tc>
+        <w:tc>
+          <w:tcPr>
+            <w:tcW w:type="dxa" w:w="1662"/>
+            <w:vAlign w:val="center"/>
+          </w:tcPr>
+          <w:p>
+            <w:pPr>
+              <w:spacing w:after="20"/>
+            </w:pPr>
+            <w:r>
+              <w:rPr>
+                <w:rFonts w:ascii="Tahoma" w:hAnsi="Tahoma"/>
+                <w:sz w:val="16"/>
+              </w:rPr>
+              <w:t>STR</w:t>
+            </w:r>
+          </w:p>
+        </w:tc>
+        <w:tc>
+          <w:tcPr>
+            <w:tcW w:type="dxa" w:w="1662"/>
+            <w:vAlign w:val="center"/>
+          </w:tcPr>
+          <w:p>
+            <w:pPr>
+              <w:spacing w:after="20"/>
+            </w:pPr>
+            <w:r>
+              <w:rPr>
+                <w:rFonts w:ascii="Tahoma" w:hAnsi="Tahoma"/>
+                <w:sz w:val="16"/>
+              </w:rPr>
+              <w:t>5%</w:t>
+            </w:r>
+          </w:p>
+        </w:tc>
+        <w:tc>
+          <w:tcPr>
+            <w:tcW w:type="dxa" w:w="1662"/>
+            <w:vAlign w:val="center"/>
+          </w:tcPr>
+          <w:p>
+            <w:pPr>
+              <w:spacing w:after="20"/>
+            </w:pPr>
+            <w:r>
+              <w:rPr>
+                <w:rFonts w:ascii="Tahoma" w:hAnsi="Tahoma"/>
+                <w:sz w:val="16"/>
+              </w:rPr>
+              <w:t>Two Handed, Advanced</w:t>
+            </w:r>
+          </w:p>
+        </w:tc>
+      </w:tr>
+      <w:tr>
+        <w:tc>
+          <w:tcPr>
+            <w:tcW w:type="dxa" w:w="1662"/>
+            <w:vAlign w:val="center"/>
+          </w:tcPr>
+          <w:p>
+            <w:pPr>
+              <w:spacing w:after="20"/>
+            </w:pPr>
+            <w:r>
+              <w:rPr>
+                <w:rFonts w:ascii="Tahoma" w:hAnsi="Tahoma"/>
+                <w:sz w:val="16"/>
+              </w:rPr>
+              <w:t>Warhammer</w:t>
+            </w:r>
+          </w:p>
+        </w:tc>
+        <w:tc>
+          <w:tcPr>
+            <w:tcW w:type="dxa" w:w="1662"/>
+            <w:vAlign w:val="center"/>
+          </w:tcPr>
+          <w:p>
+            <w:pPr>
+              <w:spacing w:after="20"/>
+            </w:pPr>
+            <w:r>
+              <w:rPr>
+                <w:rFonts w:ascii="Tahoma" w:hAnsi="Tahoma"/>
+                <w:sz w:val="16"/>
+              </w:rPr>
+              <w:t>6 Blunt</w:t>
+            </w:r>
+          </w:p>
+        </w:tc>
+        <w:tc>
+          <w:tcPr>
+            <w:tcW w:type="dxa" w:w="1662"/>
+            <w:vAlign w:val="center"/>
+          </w:tcPr>
+          <w:p>
+            <w:pPr>
+              <w:spacing w:after="20"/>
+            </w:pPr>
+            <w:r>
+              <w:rPr>
+                <w:rFonts w:ascii="Tahoma" w:hAnsi="Tahoma"/>
+                <w:sz w:val="16"/>
+              </w:rPr>
+              <w:t>7</w:t>
+            </w:r>
+          </w:p>
+        </w:tc>
+        <w:tc>
+          <w:tcPr>
+            <w:tcW w:type="dxa" w:w="1662"/>
+            <w:vAlign w:val="center"/>
+          </w:tcPr>
+          <w:p>
+            <w:pPr>
+              <w:spacing w:after="20"/>
+            </w:pPr>
+            <w:r>
+              <w:rPr>
+                <w:rFonts w:ascii="Tahoma" w:hAnsi="Tahoma"/>
+                <w:sz w:val="16"/>
+              </w:rPr>
+              <w:t>STR</w:t>
+            </w:r>
+          </w:p>
+        </w:tc>
+        <w:tc>
+          <w:tcPr>
+            <w:tcW w:type="dxa" w:w="1662"/>
+            <w:vAlign w:val="center"/>
+          </w:tcPr>
+          <w:p>
+            <w:pPr>
+              <w:spacing w:after="20"/>
+            </w:pPr>
+            <w:r>
+              <w:rPr>
+                <w:rFonts w:ascii="Tahoma" w:hAnsi="Tahoma"/>
+                <w:sz w:val="16"/>
+              </w:rPr>
+              <w:t>5%</w:t>
+            </w:r>
+          </w:p>
+        </w:tc>
+        <w:tc>
+          <w:tcPr>
+            <w:tcW w:type="dxa" w:w="1662"/>
+            <w:vAlign w:val="center"/>
+          </w:tcPr>
+          <w:p>
+            <w:pPr>
+              <w:spacing w:after="20"/>
+            </w:pPr>
+            <w:r>
+              <w:rPr>
+                <w:rFonts w:ascii="Tahoma" w:hAnsi="Tahoma"/>
+                <w:sz w:val="16"/>
+              </w:rPr>
+              <w:t>Two Handed, Advanced</w:t>
+            </w:r>
+          </w:p>
+        </w:tc>
+      </w:tr>
+      <w:tr>
+        <w:tc>
+          <w:tcPr>
+            <w:tcW w:type="dxa" w:w="1662"/>
+            <w:vAlign w:val="center"/>
+          </w:tcPr>
+          <w:p>
+            <w:pPr>
+              <w:spacing w:after="20"/>
+            </w:pPr>
+            <w:r>
+              <w:rPr>
+                <w:rFonts w:ascii="Tahoma" w:hAnsi="Tahoma"/>
+                <w:sz w:val="16"/>
+              </w:rPr>
+              <w:t>Crossbow</w:t>
+            </w:r>
+          </w:p>
+        </w:tc>
+        <w:tc>
+          <w:tcPr>
+            <w:tcW w:type="dxa" w:w="1662"/>
+            <w:vAlign w:val="center"/>
+          </w:tcPr>
+          <w:p>
+            <w:pPr>
+              <w:spacing w:after="20"/>
+            </w:pPr>
+            <w:r>
+              <w:rPr>
+                <w:rFonts w:ascii="Tahoma" w:hAnsi="Tahoma"/>
+                <w:sz w:val="16"/>
+              </w:rPr>
+              <w:t>5 Pierce</w:t>
+            </w:r>
+          </w:p>
+        </w:tc>
+        <w:tc>
+          <w:tcPr>
+            <w:tcW w:type="dxa" w:w="1662"/>
+            <w:vAlign w:val="center"/>
+          </w:tcPr>
+          <w:p>
+            <w:pPr>
+              <w:spacing w:after="20"/>
+            </w:pPr>
+            <w:r>
+              <w:rPr>
+                <w:rFonts w:ascii="Tahoma" w:hAnsi="Tahoma"/>
+                <w:sz w:val="16"/>
+              </w:rPr>
+              <w:t>30</w:t>
+            </w:r>
+          </w:p>
+        </w:tc>
+        <w:tc>
+          <w:tcPr>
+            <w:tcW w:type="dxa" w:w="1662"/>
+            <w:vAlign w:val="center"/>
+          </w:tcPr>
+          <w:p>
+            <w:pPr>
+              <w:spacing w:after="20"/>
+            </w:pPr>
+            <w:r>
+              <w:rPr>
+                <w:rFonts w:ascii="Tahoma" w:hAnsi="Tahoma"/>
+                <w:sz w:val="16"/>
+              </w:rPr>
+              <w:t>DEX</w:t>
+            </w:r>
+          </w:p>
+        </w:tc>
+        <w:tc>
+          <w:tcPr>
+            <w:tcW w:type="dxa" w:w="1662"/>
+            <w:vAlign w:val="center"/>
+          </w:tcPr>
+          <w:p>
+            <w:pPr>
+              <w:spacing w:after="20"/>
+            </w:pPr>
+            <w:r>
+              <w:rPr>
+                <w:rFonts w:ascii="Tahoma" w:hAnsi="Tahoma"/>
+                <w:sz w:val="16"/>
+              </w:rPr>
+              <w:t>5%</w:t>
+            </w:r>
+          </w:p>
+        </w:tc>
+        <w:tc>
+          <w:tcPr>
+            <w:tcW w:type="dxa" w:w="1662"/>
+            <w:vAlign w:val="center"/>
+          </w:tcPr>
+          <w:p>
+            <w:pPr>
+              <w:spacing w:after="20"/>
+            </w:pPr>
+            <w:r>
+              <w:rPr>
+                <w:rFonts w:ascii="Tahoma" w:hAnsi="Tahoma"/>
+                <w:sz w:val="16"/>
+              </w:rPr>
+              <w:t>Reload, Two Handed; Bolt 1/นัด</w:t>
+            </w:r>
+          </w:p>
+        </w:tc>
+      </w:tr>
+      <w:tr>
+        <w:tc>
+          <w:tcPr>
+            <w:tcW w:type="dxa" w:w="1662"/>
+            <w:vAlign w:val="center"/>
+          </w:tcPr>
+          <w:p>
+            <w:pPr>
+              <w:spacing w:after="20"/>
+            </w:pPr>
+            <w:r>
+              <w:rPr>
+                <w:rFonts w:ascii="Tahoma" w:hAnsi="Tahoma"/>
+                <w:sz w:val="16"/>
+              </w:rPr>
+              <w:t>Mage Staff</w:t>
+            </w:r>
+          </w:p>
+        </w:tc>
+        <w:tc>
+          <w:tcPr>
+            <w:tcW w:type="dxa" w:w="1662"/>
+            <w:vAlign w:val="center"/>
+          </w:tcPr>
+          <w:p>
+            <w:pPr>
+              <w:spacing w:after="20"/>
+            </w:pPr>
+            <w:r>
+              <w:rPr>
+                <w:rFonts w:ascii="Tahoma" w:hAnsi="Tahoma"/>
+                <w:sz w:val="16"/>
+              </w:rPr>
+              <w:t>2 Blunt</w:t>
+            </w:r>
+          </w:p>
+        </w:tc>
+        <w:tc>
+          <w:tcPr>
+            <w:tcW w:type="dxa" w:w="1662"/>
+            <w:vAlign w:val="center"/>
+          </w:tcPr>
+          <w:p>
+            <w:pPr>
+              <w:spacing w:after="20"/>
+            </w:pPr>
+            <w:r>
+              <w:rPr>
+                <w:rFonts w:ascii="Tahoma" w:hAnsi="Tahoma"/>
+                <w:sz w:val="16"/>
+              </w:rPr>
+              <w:t>5</w:t>
+            </w:r>
+          </w:p>
+        </w:tc>
+        <w:tc>
+          <w:tcPr>
+            <w:tcW w:type="dxa" w:w="1662"/>
+            <w:vAlign w:val="center"/>
+          </w:tcPr>
+          <w:p>
+            <w:pPr>
+              <w:spacing w:after="20"/>
+            </w:pPr>
+            <w:r>
+              <w:rPr>
+                <w:rFonts w:ascii="Tahoma" w:hAnsi="Tahoma"/>
+                <w:sz w:val="16"/>
+              </w:rPr>
+              <w:t>STR</w:t>
+            </w:r>
+          </w:p>
+        </w:tc>
+        <w:tc>
+          <w:tcPr>
+            <w:tcW w:type="dxa" w:w="1662"/>
+            <w:vAlign w:val="center"/>
+          </w:tcPr>
+          <w:p>
+            <w:pPr>
+              <w:spacing w:after="20"/>
+            </w:pPr>
+            <w:r>
+              <w:rPr>
+                <w:rFonts w:ascii="Tahoma" w:hAnsi="Tahoma"/>
+                <w:sz w:val="16"/>
+              </w:rPr>
+              <w:t>5%</w:t>
+            </w:r>
+          </w:p>
+        </w:tc>
+        <w:tc>
+          <w:tcPr>
+            <w:tcW w:type="dxa" w:w="1662"/>
+            <w:vAlign w:val="center"/>
+          </w:tcPr>
+          <w:p>
+            <w:pPr>
+              <w:spacing w:after="20"/>
+            </w:pPr>
+            <w:r>
+              <w:rPr>
+                <w:rFonts w:ascii="Tahoma" w:hAnsi="Tahoma"/>
+                <w:sz w:val="16"/>
+              </w:rPr>
+              <w:t>Two Handed; เป็นการโจมตีของ Staff หลายแบบ</w:t>
+            </w:r>
+          </w:p>
+        </w:tc>
+      </w:tr>
+    </w:tbl>
+    <w:p/>
+    <w:tbl>
+      <w:tblPr>
+        <w:tblStyle w:val="TableGrid"/>
+        <w:tblW w:type="auto" w:w="0"/>
+        <w:tblLayout w:type="autofit"/>
+        <w:tblLook w:firstColumn="1" w:firstRow="1" w:lastColumn="0" w:lastRow="0" w:noHBand="0" w:noVBand="1" w:val="04A0"/>
+      </w:tblPr>
+      <w:tblGrid>
+        <w:gridCol w:w="3324"/>
+        <w:gridCol w:w="3324"/>
+        <w:gridCol w:w="3324"/>
+      </w:tblGrid>
+      <w:tr>
+        <w:trPr>
+          <w:tblHeader/>
+        </w:trPr>
+        <w:tc>
+          <w:tcPr>
+            <w:tcW w:type="dxa" w:w="3324"/>
+            <w:shd w:fill="DCE6F1"/>
+            <w:vAlign w:val="center"/>
+          </w:tcPr>
+          <w:p>
+            <w:pPr>
+              <w:spacing w:after="20"/>
+            </w:pPr>
+            <w:r>
+              <w:rPr>
+                <w:rFonts w:ascii="Tahoma" w:hAnsi="Tahoma"/>
+                <w:sz w:val="17"/>
+              </w:rPr>
+              <w:t>อุปกรณ์</w:t>
+            </w:r>
+          </w:p>
+        </w:tc>
+        <w:tc>
+          <w:tcPr>
+            <w:tcW w:type="dxa" w:w="3324"/>
+            <w:shd w:fill="DCE6F1"/>
+            <w:vAlign w:val="center"/>
+          </w:tcPr>
+          <w:p>
+            <w:pPr>
+              <w:spacing w:after="20"/>
+            </w:pPr>
+            <w:r>
+              <w:rPr>
+                <w:rFonts w:ascii="Tahoma" w:hAnsi="Tahoma"/>
+                <w:sz w:val="17"/>
+              </w:rPr>
+              <w:t>ช่อง</w:t>
+            </w:r>
+          </w:p>
+        </w:tc>
+        <w:tc>
+          <w:tcPr>
+            <w:tcW w:type="dxa" w:w="3324"/>
+            <w:shd w:fill="DCE6F1"/>
+            <w:vAlign w:val="center"/>
+          </w:tcPr>
+          <w:p>
+            <w:pPr>
+              <w:spacing w:after="20"/>
+            </w:pPr>
+            <w:r>
+              <w:rPr>
+                <w:rFonts w:ascii="Tahoma" w:hAnsi="Tahoma"/>
+                <w:sz w:val="17"/>
+              </w:rPr>
+              <w:t>ผลเมื่อสวมใส่</w:t>
+            </w:r>
+          </w:p>
+        </w:tc>
+      </w:tr>
+      <w:tr>
+        <w:tc>
+          <w:tcPr>
+            <w:tcW w:type="dxa" w:w="3324"/>
+            <w:vAlign w:val="center"/>
+          </w:tcPr>
+          <w:p>
+            <w:pPr>
+              <w:spacing w:after="20"/>
+            </w:pPr>
+            <w:r>
+              <w:rPr>
+                <w:rFonts w:ascii="Tahoma" w:hAnsi="Tahoma"/>
+                <w:sz w:val="17"/>
+              </w:rPr>
+              <w:t>Buckler</w:t>
+            </w:r>
+          </w:p>
+        </w:tc>
+        <w:tc>
+          <w:tcPr>
+            <w:tcW w:type="dxa" w:w="3324"/>
+            <w:vAlign w:val="center"/>
+          </w:tcPr>
+          <w:p>
+            <w:pPr>
+              <w:spacing w:after="20"/>
+            </w:pPr>
+            <w:r>
+              <w:rPr>
+                <w:rFonts w:ascii="Tahoma" w:hAnsi="Tahoma"/>
+                <w:sz w:val="17"/>
+              </w:rPr>
+              <w:t>Shield</w:t>
+            </w:r>
+          </w:p>
+        </w:tc>
+        <w:tc>
+          <w:tcPr>
+            <w:tcW w:type="dxa" w:w="3324"/>
+            <w:vAlign w:val="center"/>
+          </w:tcPr>
+          <w:p>
+            <w:pPr>
+              <w:spacing w:after="20"/>
+            </w:pPr>
+            <w:r>
+              <w:rPr>
+                <w:rFonts w:ascii="Tahoma" w:hAnsi="Tahoma"/>
+                <w:sz w:val="17"/>
+              </w:rPr>
+              <w:t>Reflex +1, Fortitude +3</w:t>
+            </w:r>
+          </w:p>
+        </w:tc>
+      </w:tr>
+      <w:tr>
+        <w:tc>
+          <w:tcPr>
+            <w:tcW w:type="dxa" w:w="3324"/>
+            <w:vAlign w:val="center"/>
+          </w:tcPr>
+          <w:p>
+            <w:pPr>
+              <w:spacing w:after="20"/>
+            </w:pPr>
+            <w:r>
+              <w:rPr>
+                <w:rFonts w:ascii="Tahoma" w:hAnsi="Tahoma"/>
+                <w:sz w:val="17"/>
+              </w:rPr>
+              <w:t>Leather Armor</w:t>
+            </w:r>
+          </w:p>
+        </w:tc>
+        <w:tc>
+          <w:tcPr>
+            <w:tcW w:type="dxa" w:w="3324"/>
+            <w:vAlign w:val="center"/>
+          </w:tcPr>
+          <w:p>
+            <w:pPr>
+              <w:spacing w:after="20"/>
+            </w:pPr>
+            <w:r>
+              <w:rPr>
+                <w:rFonts w:ascii="Tahoma" w:hAnsi="Tahoma"/>
+                <w:sz w:val="17"/>
+              </w:rPr>
+              <w:t>Armor</w:t>
+            </w:r>
+          </w:p>
+        </w:tc>
+        <w:tc>
+          <w:tcPr>
+            <w:tcW w:type="dxa" w:w="3324"/>
+            <w:vAlign w:val="center"/>
+          </w:tcPr>
+          <w:p>
+            <w:pPr>
+              <w:spacing w:after="20"/>
+            </w:pPr>
+            <w:r>
+              <w:rPr>
+                <w:rFonts w:ascii="Tahoma" w:hAnsi="Tahoma"/>
+                <w:sz w:val="17"/>
+              </w:rPr>
+              <w:t>Reflex +1, Fortitude +1</w:t>
+            </w:r>
+          </w:p>
+        </w:tc>
+      </w:tr>
+      <w:tr>
+        <w:tc>
+          <w:tcPr>
+            <w:tcW w:type="dxa" w:w="3324"/>
+            <w:vAlign w:val="center"/>
+          </w:tcPr>
+          <w:p>
+            <w:pPr>
+              <w:spacing w:after="20"/>
+            </w:pPr>
+            <w:r>
+              <w:rPr>
+                <w:rFonts w:ascii="Tahoma" w:hAnsi="Tahoma"/>
+                <w:sz w:val="17"/>
+              </w:rPr>
+              <w:t>Apprentice Staff</w:t>
+            </w:r>
+          </w:p>
+        </w:tc>
+        <w:tc>
+          <w:tcPr>
+            <w:tcW w:type="dxa" w:w="3324"/>
+            <w:vAlign w:val="center"/>
+          </w:tcPr>
+          <w:p>
+            <w:pPr>
+              <w:spacing w:after="20"/>
+            </w:pPr>
+            <w:r>
+              <w:rPr>
+                <w:rFonts w:ascii="Tahoma" w:hAnsi="Tahoma"/>
+                <w:sz w:val="17"/>
+              </w:rPr>
+              <w:t>Weapon</w:t>
+            </w:r>
+          </w:p>
+        </w:tc>
+        <w:tc>
+          <w:tcPr>
+            <w:tcW w:type="dxa" w:w="3324"/>
+            <w:vAlign w:val="center"/>
+          </w:tcPr>
+          <w:p>
+            <w:pPr>
+              <w:spacing w:after="20"/>
+            </w:pPr>
+            <w:r>
+              <w:rPr>
+                <w:rFonts w:ascii="Tahoma" w:hAnsi="Tahoma"/>
+                <w:sz w:val="17"/>
+              </w:rPr>
+              <w:t>Max Mana +1; ใช้ Mage Staff Attack</w:t>
+            </w:r>
+          </w:p>
+        </w:tc>
+      </w:tr>
+      <w:tr>
+        <w:tc>
+          <w:tcPr>
+            <w:tcW w:type="dxa" w:w="3324"/>
+            <w:vAlign w:val="center"/>
+          </w:tcPr>
+          <w:p>
+            <w:pPr>
+              <w:spacing w:after="20"/>
+            </w:pPr>
+            <w:r>
+              <w:rPr>
+                <w:rFonts w:ascii="Tahoma" w:hAnsi="Tahoma"/>
+                <w:sz w:val="17"/>
+              </w:rPr>
+              <w:t>Focus Staff</w:t>
+            </w:r>
+          </w:p>
+        </w:tc>
+        <w:tc>
+          <w:tcPr>
+            <w:tcW w:type="dxa" w:w="3324"/>
+            <w:vAlign w:val="center"/>
+          </w:tcPr>
+          <w:p>
+            <w:pPr>
+              <w:spacing w:after="20"/>
+            </w:pPr>
+            <w:r>
+              <w:rPr>
+                <w:rFonts w:ascii="Tahoma" w:hAnsi="Tahoma"/>
+                <w:sz w:val="17"/>
+              </w:rPr>
+              <w:t>Weapon</w:t>
+            </w:r>
+          </w:p>
+        </w:tc>
+        <w:tc>
+          <w:tcPr>
+            <w:tcW w:type="dxa" w:w="3324"/>
+            <w:vAlign w:val="center"/>
+          </w:tcPr>
+          <w:p>
+            <w:pPr>
+              <w:spacing w:after="20"/>
+            </w:pPr>
+            <w:r>
+              <w:rPr>
+                <w:rFonts w:ascii="Tahoma" w:hAnsi="Tahoma"/>
+                <w:sz w:val="17"/>
+              </w:rPr>
+              <w:t>Max Mana +1; Spell/Skill To Hit +1</w:t>
+            </w:r>
+          </w:p>
+        </w:tc>
+      </w:tr>
+      <w:tr>
+        <w:tc>
+          <w:tcPr>
+            <w:tcW w:type="dxa" w:w="3324"/>
+            <w:vAlign w:val="center"/>
+          </w:tcPr>
+          <w:p>
+            <w:pPr>
+              <w:spacing w:after="20"/>
+            </w:pPr>
+            <w:r>
+              <w:rPr>
+                <w:rFonts w:ascii="Tahoma" w:hAnsi="Tahoma"/>
+                <w:sz w:val="17"/>
+              </w:rPr>
+              <w:t>Ember Staff</w:t>
+            </w:r>
+          </w:p>
+        </w:tc>
+        <w:tc>
+          <w:tcPr>
+            <w:tcW w:type="dxa" w:w="3324"/>
+            <w:vAlign w:val="center"/>
+          </w:tcPr>
+          <w:p>
+            <w:pPr>
+              <w:spacing w:after="20"/>
+            </w:pPr>
+            <w:r>
+              <w:rPr>
+                <w:rFonts w:ascii="Tahoma" w:hAnsi="Tahoma"/>
+                <w:sz w:val="17"/>
+              </w:rPr>
+              <w:t>Weapon</w:t>
+            </w:r>
+          </w:p>
+        </w:tc>
+        <w:tc>
+          <w:tcPr>
+            <w:tcW w:type="dxa" w:w="3324"/>
+            <w:vAlign w:val="center"/>
+          </w:tcPr>
+          <w:p>
+            <w:pPr>
+              <w:spacing w:after="20"/>
+            </w:pPr>
+            <w:r>
+              <w:rPr>
+                <w:rFonts w:ascii="Tahoma" w:hAnsi="Tahoma"/>
+                <w:sz w:val="17"/>
+              </w:rPr>
+              <w:t>Max Mana +1; ความเสียหาย Spell/Skill ชนิด Fire +1</w:t>
+            </w:r>
+          </w:p>
+        </w:tc>
+      </w:tr>
+      <w:tr>
+        <w:tc>
+          <w:tcPr>
+            <w:tcW w:type="dxa" w:w="3324"/>
+            <w:vAlign w:val="center"/>
+          </w:tcPr>
+          <w:p>
+            <w:pPr>
+              <w:spacing w:after="20"/>
+            </w:pPr>
+            <w:r>
+              <w:rPr>
+                <w:rFonts w:ascii="Tahoma" w:hAnsi="Tahoma"/>
+                <w:sz w:val="17"/>
+              </w:rPr>
+              <w:t>Frost Staff</w:t>
+            </w:r>
+          </w:p>
+        </w:tc>
+        <w:tc>
+          <w:tcPr>
+            <w:tcW w:type="dxa" w:w="3324"/>
+            <w:vAlign w:val="center"/>
+          </w:tcPr>
+          <w:p>
+            <w:pPr>
+              <w:spacing w:after="20"/>
+            </w:pPr>
+            <w:r>
+              <w:rPr>
+                <w:rFonts w:ascii="Tahoma" w:hAnsi="Tahoma"/>
+                <w:sz w:val="17"/>
+              </w:rPr>
+              <w:t>Weapon</w:t>
+            </w:r>
+          </w:p>
+        </w:tc>
+        <w:tc>
+          <w:tcPr>
+            <w:tcW w:type="dxa" w:w="3324"/>
+            <w:vAlign w:val="center"/>
+          </w:tcPr>
+          <w:p>
+            <w:pPr>
+              <w:spacing w:after="20"/>
+            </w:pPr>
+            <w:r>
+              <w:rPr>
+                <w:rFonts w:ascii="Tahoma" w:hAnsi="Tahoma"/>
+                <w:sz w:val="17"/>
+              </w:rPr>
+              <w:t>Max Mana +1; ความเสียหาย Spell/Skill ชนิด Cold +1</w:t>
+            </w:r>
+          </w:p>
+        </w:tc>
+      </w:tr>
+      <w:tr>
+        <w:tc>
+          <w:tcPr>
+            <w:tcW w:type="dxa" w:w="3324"/>
+            <w:vAlign w:val="center"/>
+          </w:tcPr>
+          <w:p>
+            <w:pPr>
+              <w:spacing w:after="20"/>
+            </w:pPr>
+            <w:r>
+              <w:rPr>
+                <w:rFonts w:ascii="Tahoma" w:hAnsi="Tahoma"/>
+                <w:sz w:val="17"/>
+              </w:rPr>
+              <w:t>Hunter's Lantern</w:t>
+            </w:r>
+          </w:p>
+        </w:tc>
+        <w:tc>
+          <w:tcPr>
+            <w:tcW w:type="dxa" w:w="3324"/>
+            <w:vAlign w:val="center"/>
+          </w:tcPr>
+          <w:p>
+            <w:pPr>
+              <w:spacing w:after="20"/>
+            </w:pPr>
+            <w:r>
+              <w:rPr>
+                <w:rFonts w:ascii="Tahoma" w:hAnsi="Tahoma"/>
+                <w:sz w:val="17"/>
+              </w:rPr>
+              <w:t>Shield slot</w:t>
+            </w:r>
+          </w:p>
+        </w:tc>
+        <w:tc>
+          <w:tcPr>
+            <w:tcW w:type="dxa" w:w="3324"/>
+            <w:vAlign w:val="center"/>
+          </w:tcPr>
+          <w:p>
+            <w:pPr>
+              <w:spacing w:after="20"/>
+            </w:pPr>
+            <w:r>
+              <w:rPr>
+                <w:rFonts w:ascii="Tahoma" w:hAnsi="Tahoma"/>
+                <w:sz w:val="17"/>
+              </w:rPr>
+              <w:t>แสงรัศมี 30 ฟุต, ระดับแสง +1</w:t>
+            </w:r>
+          </w:p>
+        </w:tc>
+      </w:tr>
+      <w:tr>
+        <w:tc>
+          <w:tcPr>
+            <w:tcW w:type="dxa" w:w="3324"/>
+            <w:vAlign w:val="center"/>
+          </w:tcPr>
+          <w:p>
+            <w:pPr>
+              <w:spacing w:after="20"/>
+            </w:pPr>
+            <w:r>
+              <w:rPr>
+                <w:rFonts w:ascii="Tahoma" w:hAnsi="Tahoma"/>
+                <w:sz w:val="17"/>
+              </w:rPr>
+              <w:t>Silent Boots</w:t>
+            </w:r>
+          </w:p>
+        </w:tc>
+        <w:tc>
+          <w:tcPr>
+            <w:tcW w:type="dxa" w:w="3324"/>
+            <w:vAlign w:val="center"/>
+          </w:tcPr>
+          <w:p>
+            <w:pPr>
+              <w:spacing w:after="20"/>
+            </w:pPr>
+            <w:r>
+              <w:rPr>
+                <w:rFonts w:ascii="Tahoma" w:hAnsi="Tahoma"/>
+                <w:sz w:val="17"/>
+              </w:rPr>
+              <w:t>Boots</w:t>
+            </w:r>
+          </w:p>
+        </w:tc>
+        <w:tc>
+          <w:tcPr>
+            <w:tcW w:type="dxa" w:w="3324"/>
+            <w:vAlign w:val="center"/>
+          </w:tcPr>
+          <w:p>
+            <w:pPr>
+              <w:spacing w:after="20"/>
+            </w:pPr>
+            <w:r>
+              <w:rPr>
+                <w:rFonts w:ascii="Tahoma" w:hAnsi="Tahoma"/>
+                <w:sz w:val="17"/>
+              </w:rPr>
+              <w:t>Stealth rank +2</w:t>
+            </w:r>
+          </w:p>
+        </w:tc>
+      </w:tr>
+      <w:tr>
+        <w:tc>
+          <w:tcPr>
+            <w:tcW w:type="dxa" w:w="3324"/>
+            <w:vAlign w:val="center"/>
+          </w:tcPr>
+          <w:p>
+            <w:pPr>
+              <w:spacing w:after="20"/>
+            </w:pPr>
+            <w:r>
+              <w:rPr>
+                <w:rFonts w:ascii="Tahoma" w:hAnsi="Tahoma"/>
+                <w:sz w:val="17"/>
+              </w:rPr>
+              <w:t>Arcane Thread Ring</w:t>
+            </w:r>
+          </w:p>
+        </w:tc>
+        <w:tc>
+          <w:tcPr>
+            <w:tcW w:type="dxa" w:w="3324"/>
+            <w:vAlign w:val="center"/>
+          </w:tcPr>
+          <w:p>
+            <w:pPr>
+              <w:spacing w:after="20"/>
+            </w:pPr>
+            <w:r>
+              <w:rPr>
+                <w:rFonts w:ascii="Tahoma" w:hAnsi="Tahoma"/>
+                <w:sz w:val="17"/>
+              </w:rPr>
+              <w:t>Accessory</w:t>
+            </w:r>
+          </w:p>
+        </w:tc>
+        <w:tc>
+          <w:tcPr>
+            <w:tcW w:type="dxa" w:w="3324"/>
+            <w:vAlign w:val="center"/>
+          </w:tcPr>
+          <w:p>
+            <w:pPr>
+              <w:spacing w:after="20"/>
+            </w:pPr>
+            <w:r>
+              <w:rPr>
+                <w:rFonts w:ascii="Tahoma" w:hAnsi="Tahoma"/>
+                <w:sz w:val="17"/>
+              </w:rPr>
+              <w:t>Max Mana +1</w:t>
+            </w:r>
+          </w:p>
+        </w:tc>
+      </w:tr>
+    </w:tbl>
+    <w:p/>
+    <w:tbl>
+      <w:tblPr>
+        <w:tblStyle w:val="TableGrid"/>
+        <w:tblW w:type="auto" w:w="0"/>
+        <w:tblLayout w:type="autofit"/>
+        <w:tblLook w:firstColumn="1" w:firstRow="1" w:lastColumn="0" w:lastRow="0" w:noHBand="0" w:noVBand="1" w:val="04A0"/>
+      </w:tblPr>
+      <w:tblGrid>
+        <w:gridCol w:w="2493"/>
+        <w:gridCol w:w="2493"/>
+        <w:gridCol w:w="2493"/>
+        <w:gridCol w:w="2493"/>
+      </w:tblGrid>
+      <w:tr>
+        <w:trPr>
+          <w:tblHeader/>
+        </w:trPr>
+        <w:tc>
+          <w:tcPr>
+            <w:tcW w:type="dxa" w:w="2493"/>
+            <w:shd w:fill="DCE6F1"/>
+            <w:vAlign w:val="center"/>
+          </w:tcPr>
+          <w:p>
+            <w:pPr>
+              <w:spacing w:after="20"/>
+            </w:pPr>
+            <w:r>
+              <w:rPr>
+                <w:rFonts w:ascii="Tahoma" w:hAnsi="Tahoma"/>
+                <w:sz w:val="17"/>
+              </w:rPr>
+              <w:t>ไอเทม</w:t>
+            </w:r>
+          </w:p>
+        </w:tc>
+        <w:tc>
+          <w:tcPr>
+            <w:tcW w:type="dxa" w:w="2493"/>
+            <w:shd w:fill="DCE6F1"/>
+            <w:vAlign w:val="center"/>
+          </w:tcPr>
+          <w:p>
+            <w:pPr>
+              <w:spacing w:after="20"/>
+            </w:pPr>
+            <w:r>
+              <w:rPr>
+                <w:rFonts w:ascii="Tahoma" w:hAnsi="Tahoma"/>
+                <w:sz w:val="17"/>
+              </w:rPr>
+              <w:t>ต้นทุน</w:t>
+            </w:r>
+          </w:p>
+        </w:tc>
+        <w:tc>
+          <w:tcPr>
+            <w:tcW w:type="dxa" w:w="2493"/>
+            <w:shd w:fill="DCE6F1"/>
+            <w:vAlign w:val="center"/>
+          </w:tcPr>
+          <w:p>
+            <w:pPr>
+              <w:spacing w:after="20"/>
+            </w:pPr>
+            <w:r>
+              <w:rPr>
+                <w:rFonts w:ascii="Tahoma" w:hAnsi="Tahoma"/>
+                <w:sz w:val="17"/>
+              </w:rPr>
+              <w:t>ผลในเกม</w:t>
+            </w:r>
+          </w:p>
+        </w:tc>
+        <w:tc>
+          <w:tcPr>
+            <w:tcW w:type="dxa" w:w="2493"/>
+            <w:shd w:fill="DCE6F1"/>
+            <w:vAlign w:val="center"/>
+          </w:tcPr>
+          <w:p>
+            <w:pPr>
+              <w:spacing w:after="20"/>
+            </w:pPr>
+            <w:r>
+              <w:rPr>
+                <w:rFonts w:ascii="Tahoma" w:hAnsi="Tahoma"/>
+                <w:sz w:val="17"/>
+              </w:rPr>
+              <w:t>ราคาขาย</w:t>
+            </w:r>
+          </w:p>
+        </w:tc>
+      </w:tr>
+      <w:tr>
+        <w:tc>
+          <w:tcPr>
+            <w:tcW w:type="dxa" w:w="2493"/>
+            <w:vAlign w:val="center"/>
+          </w:tcPr>
+          <w:p>
+            <w:pPr>
+              <w:spacing w:after="20"/>
+            </w:pPr>
+            <w:r>
+              <w:rPr>
+                <w:rFonts w:ascii="Tahoma" w:hAnsi="Tahoma"/>
+                <w:sz w:val="17"/>
+              </w:rPr>
+              <w:t>Minor Healing Potion</w:t>
+            </w:r>
+          </w:p>
+        </w:tc>
+        <w:tc>
+          <w:tcPr>
+            <w:tcW w:type="dxa" w:w="2493"/>
+            <w:vAlign w:val="center"/>
+          </w:tcPr>
+          <w:p>
+            <w:pPr>
+              <w:spacing w:after="20"/>
+            </w:pPr>
+            <w:r>
+              <w:rPr>
+                <w:rFonts w:ascii="Tahoma" w:hAnsi="Tahoma"/>
+                <w:sz w:val="17"/>
+              </w:rPr>
+              <w:t>1 AP</w:t>
+            </w:r>
+          </w:p>
+        </w:tc>
+        <w:tc>
+          <w:tcPr>
+            <w:tcW w:type="dxa" w:w="2493"/>
+            <w:vAlign w:val="center"/>
+          </w:tcPr>
+          <w:p>
+            <w:pPr>
+              <w:spacing w:after="20"/>
+            </w:pPr>
+            <w:r>
+              <w:rPr>
+                <w:rFonts w:ascii="Tahoma" w:hAnsi="Tahoma"/>
+                <w:sz w:val="17"/>
+              </w:rPr>
+              <w:t>ฟื้น 6 HP ให้ตัวเอง; ใช้เมื่อ HP ไม่เต็มและไม่อยู่ใน Dying</w:t>
+            </w:r>
+          </w:p>
+        </w:tc>
+        <w:tc>
+          <w:tcPr>
+            <w:tcW w:type="dxa" w:w="2493"/>
+            <w:vAlign w:val="center"/>
+          </w:tcPr>
+          <w:p>
+            <w:pPr>
+              <w:spacing w:after="20"/>
+            </w:pPr>
+            <w:r>
+              <w:rPr>
+                <w:rFonts w:ascii="Tahoma" w:hAnsi="Tahoma"/>
+                <w:sz w:val="17"/>
+              </w:rPr>
+              <w:t>12</w:t>
+            </w:r>
+          </w:p>
+        </w:tc>
+      </w:tr>
+      <w:tr>
+        <w:tc>
+          <w:tcPr>
+            <w:tcW w:type="dxa" w:w="2493"/>
+            <w:vAlign w:val="center"/>
+          </w:tcPr>
+          <w:p>
+            <w:pPr>
+              <w:spacing w:after="20"/>
+            </w:pPr>
+            <w:r>
+              <w:rPr>
+                <w:rFonts w:ascii="Tahoma" w:hAnsi="Tahoma"/>
+                <w:sz w:val="17"/>
+              </w:rPr>
+              <w:t>Mana Vial</w:t>
+            </w:r>
+          </w:p>
+        </w:tc>
+        <w:tc>
+          <w:tcPr>
+            <w:tcW w:type="dxa" w:w="2493"/>
+            <w:vAlign w:val="center"/>
+          </w:tcPr>
+          <w:p>
+            <w:pPr>
+              <w:spacing w:after="20"/>
+            </w:pPr>
+            <w:r>
+              <w:rPr>
+                <w:rFonts w:ascii="Tahoma" w:hAnsi="Tahoma"/>
+                <w:sz w:val="17"/>
+              </w:rPr>
+              <w:t>1 AP</w:t>
+            </w:r>
+          </w:p>
+        </w:tc>
+        <w:tc>
+          <w:tcPr>
+            <w:tcW w:type="dxa" w:w="2493"/>
+            <w:vAlign w:val="center"/>
+          </w:tcPr>
+          <w:p>
+            <w:pPr>
+              <w:spacing w:after="20"/>
+            </w:pPr>
+            <w:r>
+              <w:rPr>
+                <w:rFonts w:ascii="Tahoma" w:hAnsi="Tahoma"/>
+                <w:sz w:val="17"/>
+              </w:rPr>
+              <w:t>ฟื้นได้สูงสุด 6 Mana; ใช้เมื่อ Mana ไม่เต็ม</w:t>
+            </w:r>
+          </w:p>
+        </w:tc>
+        <w:tc>
+          <w:tcPr>
+            <w:tcW w:type="dxa" w:w="2493"/>
+            <w:vAlign w:val="center"/>
+          </w:tcPr>
+          <w:p>
+            <w:pPr>
+              <w:spacing w:after="20"/>
+            </w:pPr>
+            <w:r>
+              <w:rPr>
+                <w:rFonts w:ascii="Tahoma" w:hAnsi="Tahoma"/>
+                <w:sz w:val="17"/>
+              </w:rPr>
+              <w:t>12</w:t>
+            </w:r>
+          </w:p>
+        </w:tc>
+      </w:tr>
+      <w:tr>
+        <w:tc>
+          <w:tcPr>
+            <w:tcW w:type="dxa" w:w="2493"/>
+            <w:vAlign w:val="center"/>
+          </w:tcPr>
+          <w:p>
+            <w:pPr>
+              <w:spacing w:after="20"/>
+            </w:pPr>
+            <w:r>
+              <w:rPr>
+                <w:rFonts w:ascii="Tahoma" w:hAnsi="Tahoma"/>
+                <w:sz w:val="17"/>
+              </w:rPr>
+              <w:t>Antidote Kit</w:t>
+            </w:r>
+          </w:p>
+        </w:tc>
+        <w:tc>
+          <w:tcPr>
+            <w:tcW w:type="dxa" w:w="2493"/>
+            <w:vAlign w:val="center"/>
+          </w:tcPr>
+          <w:p>
+            <w:pPr>
+              <w:spacing w:after="20"/>
+            </w:pPr>
+            <w:r>
+              <w:rPr>
+                <w:rFonts w:ascii="Tahoma" w:hAnsi="Tahoma"/>
+                <w:sz w:val="17"/>
+              </w:rPr>
+              <w:t>1 AP</w:t>
+            </w:r>
+          </w:p>
+        </w:tc>
+        <w:tc>
+          <w:tcPr>
+            <w:tcW w:type="dxa" w:w="2493"/>
+            <w:vAlign w:val="center"/>
+          </w:tcPr>
+          <w:p>
+            <w:pPr>
+              <w:spacing w:after="20"/>
+            </w:pPr>
+            <w:r>
+              <w:rPr>
+                <w:rFonts w:ascii="Tahoma" w:hAnsi="Tahoma"/>
+                <w:sz w:val="17"/>
+              </w:rPr>
+              <w:t>ลบ Poisoned จากตัวเอง</w:t>
+            </w:r>
+          </w:p>
+        </w:tc>
+        <w:tc>
+          <w:tcPr>
+            <w:tcW w:type="dxa" w:w="2493"/>
+            <w:vAlign w:val="center"/>
+          </w:tcPr>
+          <w:p>
+            <w:pPr>
+              <w:spacing w:after="20"/>
+            </w:pPr>
+            <w:r>
+              <w:rPr>
+                <w:rFonts w:ascii="Tahoma" w:hAnsi="Tahoma"/>
+                <w:sz w:val="17"/>
+              </w:rPr>
+              <w:t>12</w:t>
+            </w:r>
+          </w:p>
+        </w:tc>
+      </w:tr>
+      <w:tr>
+        <w:tc>
+          <w:tcPr>
+            <w:tcW w:type="dxa" w:w="2493"/>
+            <w:vAlign w:val="center"/>
+          </w:tcPr>
+          <w:p>
+            <w:pPr>
+              <w:spacing w:after="20"/>
+            </w:pPr>
+            <w:r>
+              <w:rPr>
+                <w:rFonts w:ascii="Tahoma" w:hAnsi="Tahoma"/>
+                <w:sz w:val="17"/>
+              </w:rPr>
+              <w:t>Focus Draught</w:t>
+            </w:r>
+          </w:p>
+        </w:tc>
+        <w:tc>
+          <w:tcPr>
+            <w:tcW w:type="dxa" w:w="2493"/>
+            <w:vAlign w:val="center"/>
+          </w:tcPr>
+          <w:p>
+            <w:pPr>
+              <w:spacing w:after="20"/>
+            </w:pPr>
+            <w:r>
+              <w:rPr>
+                <w:rFonts w:ascii="Tahoma" w:hAnsi="Tahoma"/>
+                <w:sz w:val="17"/>
+              </w:rPr>
+              <w:t>1 AP</w:t>
+            </w:r>
+          </w:p>
+        </w:tc>
+        <w:tc>
+          <w:tcPr>
+            <w:tcW w:type="dxa" w:w="2493"/>
+            <w:vAlign w:val="center"/>
+          </w:tcPr>
+          <w:p>
+            <w:pPr>
+              <w:spacing w:after="20"/>
+            </w:pPr>
+            <w:r>
+              <w:rPr>
+                <w:rFonts w:ascii="Tahoma" w:hAnsi="Tahoma"/>
+                <w:sz w:val="17"/>
+              </w:rPr>
+              <w:t>Skill ถัดไปในเทิร์นนี้ได้ความแม่นยำ +2</w:t>
+            </w:r>
+          </w:p>
+        </w:tc>
+        <w:tc>
+          <w:tcPr>
+            <w:tcW w:type="dxa" w:w="2493"/>
+            <w:vAlign w:val="center"/>
+          </w:tcPr>
+          <w:p>
+            <w:pPr>
+              <w:spacing w:after="20"/>
+            </w:pPr>
+            <w:r>
+              <w:rPr>
+                <w:rFonts w:ascii="Tahoma" w:hAnsi="Tahoma"/>
+                <w:sz w:val="17"/>
+              </w:rPr>
+              <w:t>16</w:t>
+            </w:r>
+          </w:p>
+        </w:tc>
+      </w:tr>
+      <w:tr>
+        <w:tc>
+          <w:tcPr>
+            <w:tcW w:type="dxa" w:w="2493"/>
+            <w:vAlign w:val="center"/>
+          </w:tcPr>
+          <w:p>
+            <w:pPr>
+              <w:spacing w:after="20"/>
+            </w:pPr>
+            <w:r>
+              <w:rPr>
+                <w:rFonts w:ascii="Tahoma" w:hAnsi="Tahoma"/>
+                <w:sz w:val="17"/>
+              </w:rPr>
+              <w:t>Blast Bomb</w:t>
+            </w:r>
+          </w:p>
+        </w:tc>
+        <w:tc>
+          <w:tcPr>
+            <w:tcW w:type="dxa" w:w="2493"/>
+            <w:vAlign w:val="center"/>
+          </w:tcPr>
+          <w:p>
+            <w:pPr>
+              <w:spacing w:after="20"/>
+            </w:pPr>
+            <w:r>
+              <w:rPr>
+                <w:rFonts w:ascii="Tahoma" w:hAnsi="Tahoma"/>
+                <w:sz w:val="17"/>
+              </w:rPr>
+              <w:t>2 AP</w:t>
+            </w:r>
+          </w:p>
+        </w:tc>
+        <w:tc>
+          <w:tcPr>
+            <w:tcW w:type="dxa" w:w="2493"/>
+            <w:vAlign w:val="center"/>
+          </w:tcPr>
+          <w:p>
+            <w:pPr>
+              <w:spacing w:after="20"/>
+            </w:pPr>
+            <w:r>
+              <w:rPr>
+                <w:rFonts w:ascii="Tahoma" w:hAnsi="Tahoma"/>
+                <w:sz w:val="17"/>
+              </w:rPr>
+              <w:t>ปาไกล 30 ฟุต; 6 Fire ในรัศมี 10 ฟุต กระทบมิตรด้วย</w:t>
+            </w:r>
+          </w:p>
+        </w:tc>
+        <w:tc>
+          <w:tcPr>
+            <w:tcW w:type="dxa" w:w="2493"/>
+            <w:vAlign w:val="center"/>
+          </w:tcPr>
+          <w:p>
+            <w:pPr>
+              <w:spacing w:after="20"/>
+            </w:pPr>
+            <w:r>
+              <w:rPr>
+                <w:rFonts w:ascii="Tahoma" w:hAnsi="Tahoma"/>
+                <w:sz w:val="17"/>
+              </w:rPr>
+              <w:t>25</w:t>
+            </w:r>
+          </w:p>
+        </w:tc>
+      </w:tr>
+      <w:tr>
+        <w:tc>
+          <w:tcPr>
+            <w:tcW w:type="dxa" w:w="2493"/>
+            <w:vAlign w:val="center"/>
+          </w:tcPr>
+          <w:p>
+            <w:pPr>
+              <w:spacing w:after="20"/>
+            </w:pPr>
+            <w:r>
+              <w:rPr>
+                <w:rFonts w:ascii="Tahoma" w:hAnsi="Tahoma"/>
+                <w:sz w:val="17"/>
+              </w:rPr>
+              <w:t>Smoke Flask</w:t>
+            </w:r>
+          </w:p>
+        </w:tc>
+        <w:tc>
+          <w:tcPr>
+            <w:tcW w:type="dxa" w:w="2493"/>
+            <w:vAlign w:val="center"/>
+          </w:tcPr>
+          <w:p>
+            <w:pPr>
+              <w:spacing w:after="20"/>
+            </w:pPr>
+            <w:r>
+              <w:rPr>
+                <w:rFonts w:ascii="Tahoma" w:hAnsi="Tahoma"/>
+                <w:sz w:val="17"/>
+              </w:rPr>
+              <w:t>1 AP</w:t>
+            </w:r>
+          </w:p>
+        </w:tc>
+        <w:tc>
+          <w:tcPr>
+            <w:tcW w:type="dxa" w:w="2493"/>
+            <w:vAlign w:val="center"/>
+          </w:tcPr>
+          <w:p>
+            <w:pPr>
+              <w:spacing w:after="20"/>
+            </w:pPr>
+            <w:r>
+              <w:rPr>
+                <w:rFonts w:ascii="Tahoma" w:hAnsi="Tahoma"/>
+                <w:sz w:val="17"/>
+              </w:rPr>
+              <w:t>ปาไกล 30 ฟุต; ลดระดับแสงในรัศมี 10 ฟุต 3 รอบ</w:t>
+            </w:r>
+          </w:p>
+        </w:tc>
+        <w:tc>
+          <w:tcPr>
+            <w:tcW w:type="dxa" w:w="2493"/>
+            <w:vAlign w:val="center"/>
+          </w:tcPr>
+          <w:p>
+            <w:pPr>
+              <w:spacing w:after="20"/>
+            </w:pPr>
+            <w:r>
+              <w:rPr>
+                <w:rFonts w:ascii="Tahoma" w:hAnsi="Tahoma"/>
+                <w:sz w:val="17"/>
+              </w:rPr>
+              <w:t>15</w:t>
+            </w:r>
+          </w:p>
+        </w:tc>
+      </w:tr>
+      <w:tr>
+        <w:tc>
+          <w:tcPr>
+            <w:tcW w:type="dxa" w:w="2493"/>
+            <w:vAlign w:val="center"/>
+          </w:tcPr>
+          <w:p>
+            <w:pPr>
+              <w:spacing w:after="20"/>
+            </w:pPr>
+            <w:r>
+              <w:rPr>
+                <w:rFonts w:ascii="Tahoma" w:hAnsi="Tahoma"/>
+                <w:sz w:val="17"/>
+              </w:rPr>
+              <w:t>Warding Charm</w:t>
+            </w:r>
+          </w:p>
+        </w:tc>
+        <w:tc>
+          <w:tcPr>
+            <w:tcW w:type="dxa" w:w="2493"/>
+            <w:vAlign w:val="center"/>
+          </w:tcPr>
+          <w:p>
+            <w:pPr>
+              <w:spacing w:after="20"/>
+            </w:pPr>
+            <w:r>
+              <w:rPr>
+                <w:rFonts w:ascii="Tahoma" w:hAnsi="Tahoma"/>
+                <w:sz w:val="17"/>
+              </w:rPr>
+              <w:t>1 AP + Reaction</w:t>
+            </w:r>
+          </w:p>
+        </w:tc>
+        <w:tc>
+          <w:tcPr>
+            <w:tcW w:type="dxa" w:w="2493"/>
+            <w:vAlign w:val="center"/>
+          </w:tcPr>
+          <w:p>
+            <w:pPr>
+              <w:spacing w:after="20"/>
+            </w:pPr>
+            <w:r>
+              <w:rPr>
+                <w:rFonts w:ascii="Tahoma" w:hAnsi="Tahoma"/>
+                <w:sz w:val="17"/>
+              </w:rPr>
+              <w:t>เมื่อถูกโจมตีโดน ลดความเสียหายครั้งนั้น 4</w:t>
+            </w:r>
+          </w:p>
+        </w:tc>
+        <w:tc>
+          <w:tcPr>
+            <w:tcW w:type="dxa" w:w="2493"/>
+            <w:vAlign w:val="center"/>
+          </w:tcPr>
+          <w:p>
+            <w:pPr>
+              <w:spacing w:after="20"/>
+            </w:pPr>
+            <w:r>
+              <w:rPr>
+                <w:rFonts w:ascii="Tahoma" w:hAnsi="Tahoma"/>
+                <w:sz w:val="17"/>
+              </w:rPr>
+              <w:t>18</w:t>
+            </w:r>
+          </w:p>
+        </w:tc>
+      </w:tr>
+      <w:tr>
+        <w:tc>
+          <w:tcPr>
+            <w:tcW w:type="dxa" w:w="2493"/>
+            <w:vAlign w:val="center"/>
+          </w:tcPr>
+          <w:p>
+            <w:pPr>
+              <w:spacing w:after="20"/>
+            </w:pPr>
+            <w:r>
+              <w:rPr>
+                <w:rFonts w:ascii="Tahoma" w:hAnsi="Tahoma"/>
+                <w:sz w:val="17"/>
+              </w:rPr>
+              <w:t>Standard Arrow</w:t>
+            </w:r>
+          </w:p>
+        </w:tc>
+        <w:tc>
+          <w:tcPr>
+            <w:tcW w:type="dxa" w:w="2493"/>
+            <w:vAlign w:val="center"/>
+          </w:tcPr>
+          <w:p>
+            <w:pPr>
+              <w:spacing w:after="20"/>
+            </w:pPr>
+            <w:r>
+              <w:rPr>
+                <w:rFonts w:ascii="Tahoma" w:hAnsi="Tahoma"/>
+                <w:sz w:val="17"/>
+              </w:rPr>
+              <w:t>1 นัด</w:t>
+            </w:r>
+          </w:p>
+        </w:tc>
+        <w:tc>
+          <w:tcPr>
+            <w:tcW w:type="dxa" w:w="2493"/>
+            <w:vAlign w:val="center"/>
+          </w:tcPr>
+          <w:p>
+            <w:pPr>
+              <w:spacing w:after="20"/>
+            </w:pPr>
+            <w:r>
+              <w:rPr>
+                <w:rFonts w:ascii="Tahoma" w:hAnsi="Tahoma"/>
+                <w:sz w:val="17"/>
+              </w:rPr>
+              <w:t>กระสุน Shortbow; ไม่ปรับโบนัส</w:t>
+            </w:r>
+          </w:p>
+        </w:tc>
+        <w:tc>
+          <w:tcPr>
+            <w:tcW w:type="dxa" w:w="2493"/>
+            <w:vAlign w:val="center"/>
+          </w:tcPr>
+          <w:p>
+            <w:pPr>
+              <w:spacing w:after="20"/>
+            </w:pPr>
+            <w:r>
+              <w:rPr>
+                <w:rFonts w:ascii="Tahoma" w:hAnsi="Tahoma"/>
+                <w:sz w:val="17"/>
+              </w:rPr>
+              <w:t>1</w:t>
+            </w:r>
+          </w:p>
+        </w:tc>
+      </w:tr>
+      <w:tr>
+        <w:tc>
+          <w:tcPr>
+            <w:tcW w:type="dxa" w:w="2493"/>
+            <w:vAlign w:val="center"/>
+          </w:tcPr>
+          <w:p>
+            <w:pPr>
+              <w:spacing w:after="20"/>
+            </w:pPr>
+            <w:r>
+              <w:rPr>
+                <w:rFonts w:ascii="Tahoma" w:hAnsi="Tahoma"/>
+                <w:sz w:val="17"/>
+              </w:rPr>
+              <w:t>Heavy Arrow</w:t>
+            </w:r>
+          </w:p>
+        </w:tc>
+        <w:tc>
+          <w:tcPr>
+            <w:tcW w:type="dxa" w:w="2493"/>
+            <w:vAlign w:val="center"/>
+          </w:tcPr>
+          <w:p>
+            <w:pPr>
+              <w:spacing w:after="20"/>
+            </w:pPr>
+            <w:r>
+              <w:rPr>
+                <w:rFonts w:ascii="Tahoma" w:hAnsi="Tahoma"/>
+                <w:sz w:val="17"/>
+              </w:rPr>
+              <w:t>1 นัด</w:t>
+            </w:r>
+          </w:p>
+        </w:tc>
+        <w:tc>
+          <w:tcPr>
+            <w:tcW w:type="dxa" w:w="2493"/>
+            <w:vAlign w:val="center"/>
+          </w:tcPr>
+          <w:p>
+            <w:pPr>
+              <w:spacing w:after="20"/>
+            </w:pPr>
+            <w:r>
+              <w:rPr>
+                <w:rFonts w:ascii="Tahoma" w:hAnsi="Tahoma"/>
+                <w:sz w:val="17"/>
+              </w:rPr>
+              <w:t>กระสุน Shortbow; Damage +2, To Hit −1</w:t>
+            </w:r>
+          </w:p>
+        </w:tc>
+        <w:tc>
+          <w:tcPr>
+            <w:tcW w:type="dxa" w:w="2493"/>
+            <w:vAlign w:val="center"/>
+          </w:tcPr>
+          <w:p>
+            <w:pPr>
+              <w:spacing w:after="20"/>
+            </w:pPr>
+            <w:r>
+              <w:rPr>
+                <w:rFonts w:ascii="Tahoma" w:hAnsi="Tahoma"/>
+                <w:sz w:val="17"/>
+              </w:rPr>
+              <w:t>2</w:t>
+            </w:r>
+          </w:p>
+        </w:tc>
+      </w:tr>
+      <w:tr>
+        <w:tc>
+          <w:tcPr>
+            <w:tcW w:type="dxa" w:w="2493"/>
+            <w:vAlign w:val="center"/>
+          </w:tcPr>
+          <w:p>
+            <w:pPr>
+              <w:spacing w:after="20"/>
+            </w:pPr>
+            <w:r>
+              <w:rPr>
+                <w:rFonts w:ascii="Tahoma" w:hAnsi="Tahoma"/>
+                <w:sz w:val="17"/>
+              </w:rPr>
+              <w:t>Crossbow Bolt</w:t>
+            </w:r>
+          </w:p>
+        </w:tc>
+        <w:tc>
+          <w:tcPr>
+            <w:tcW w:type="dxa" w:w="2493"/>
+            <w:vAlign w:val="center"/>
+          </w:tcPr>
+          <w:p>
+            <w:pPr>
+              <w:spacing w:after="20"/>
+            </w:pPr>
+            <w:r>
+              <w:rPr>
+                <w:rFonts w:ascii="Tahoma" w:hAnsi="Tahoma"/>
+                <w:sz w:val="17"/>
+              </w:rPr>
+              <w:t>1 นัด</w:t>
+            </w:r>
+          </w:p>
+        </w:tc>
+        <w:tc>
+          <w:tcPr>
+            <w:tcW w:type="dxa" w:w="2493"/>
+            <w:vAlign w:val="center"/>
+          </w:tcPr>
+          <w:p>
+            <w:pPr>
+              <w:spacing w:after="20"/>
+            </w:pPr>
+            <w:r>
+              <w:rPr>
+                <w:rFonts w:ascii="Tahoma" w:hAnsi="Tahoma"/>
+                <w:sz w:val="17"/>
+              </w:rPr>
+              <w:t>กระสุน Crossbow; หลังยิงต้อง Reload 1 AP</w:t>
+            </w:r>
+          </w:p>
+        </w:tc>
+        <w:tc>
+          <w:tcPr>
+            <w:tcW w:type="dxa" w:w="2493"/>
+            <w:vAlign w:val="center"/>
+          </w:tcPr>
+          <w:p>
+            <w:pPr>
+              <w:spacing w:after="20"/>
+            </w:pPr>
+            <w:r>
+              <w:rPr>
+                <w:rFonts w:ascii="Tahoma" w:hAnsi="Tahoma"/>
+                <w:sz w:val="17"/>
+              </w:rPr>
+              <w:t>1</w:t>
+            </w:r>
+          </w:p>
+        </w:tc>
+      </w:tr>
+    </w:tbl>
+    <w:p/>
+    <w:p>
+      <w:r>
+        <w:t>ราคาในคอลัมน์สุดท้ายคือ sell_price ของไอเทม ไม่ใช่ราคาซื้อ ร้านค้าใช้ราคาแต่ละ ShopOffer; อุปกรณ์ที่ไม่ได้สวมขายได้ตามครึ่งหนึ่งของ purchase_price</w:t>
+      </w:r>
+    </w:p>
+    <w:p>
+      <w:pPr>
+        <w:pStyle w:val="Heading1"/>
+      </w:pPr>
+      <w:r>
+        <w:t>29 ประเด็นออกแบบที่ยังต้องยืนยัน</w:t>
+      </w:r>
+    </w:p>
+    <w:tbl>
+      <w:tblPr>
+        <w:tblStyle w:val="TableGrid"/>
+        <w:tblW w:type="auto" w:w="0"/>
+        <w:tblLayout w:type="autofit"/>
+        <w:tblLook w:firstColumn="1" w:firstRow="1" w:lastColumn="0" w:lastRow="0" w:noHBand="0" w:noVBand="1" w:val="04A0"/>
+      </w:tblPr>
+      <w:tblGrid>
+        <w:gridCol w:w="3324"/>
+        <w:gridCol w:w="3324"/>
+        <w:gridCol w:w="3324"/>
+      </w:tblGrid>
+      <w:tr>
+        <w:trPr>
+          <w:tblHeader/>
+        </w:trPr>
+        <w:tc>
+          <w:tcPr>
+            <w:tcW w:type="dxa" w:w="3324"/>
+            <w:shd w:fill="DCE6F1"/>
+            <w:vAlign w:val="center"/>
+          </w:tcPr>
+          <w:p>
+            <w:pPr>
+              <w:spacing w:after="20"/>
+            </w:pPr>
+            <w:r>
+              <w:rPr>
+                <w:rFonts w:ascii="Tahoma" w:hAnsi="Tahoma"/>
+                <w:sz w:val="17"/>
+              </w:rPr>
+              <w:t>ลำดับ</w:t>
+            </w:r>
+          </w:p>
+        </w:tc>
+        <w:tc>
+          <w:tcPr>
+            <w:tcW w:type="dxa" w:w="3324"/>
+            <w:shd w:fill="DCE6F1"/>
+            <w:vAlign w:val="center"/>
+          </w:tcPr>
+          <w:p>
+            <w:pPr>
+              <w:spacing w:after="20"/>
+            </w:pPr>
+            <w:r>
+              <w:rPr>
+                <w:rFonts w:ascii="Tahoma" w:hAnsi="Tahoma"/>
+                <w:sz w:val="17"/>
+              </w:rPr>
+              <w:t>ประเด็น</w:t>
+            </w:r>
+          </w:p>
+        </w:tc>
+        <w:tc>
+          <w:tcPr>
+            <w:tcW w:type="dxa" w:w="3324"/>
+            <w:shd w:fill="DCE6F1"/>
+            <w:vAlign w:val="center"/>
+          </w:tcPr>
+          <w:p>
+            <w:pPr>
+              <w:spacing w:after="20"/>
+            </w:pPr>
+            <w:r>
+              <w:rPr>
+                <w:rFonts w:ascii="Tahoma" w:hAnsi="Tahoma"/>
+                <w:sz w:val="17"/>
+              </w:rPr>
+              <w:t>ผลต่อเกมและข้อเสนอ</w:t>
+            </w:r>
+          </w:p>
+        </w:tc>
+      </w:tr>
+      <w:tr>
+        <w:tc>
+          <w:tcPr>
+            <w:tcW w:type="dxa" w:w="3324"/>
+            <w:vAlign w:val="center"/>
+          </w:tcPr>
+          <w:p>
+            <w:pPr>
+              <w:spacing w:after="20"/>
+            </w:pPr>
+            <w:r>
+              <w:rPr>
+                <w:rFonts w:ascii="Tahoma" w:hAnsi="Tahoma"/>
+                <w:sz w:val="17"/>
+              </w:rPr>
+              <w:t>สูง</w:t>
+            </w:r>
+          </w:p>
+        </w:tc>
+        <w:tc>
+          <w:tcPr>
+            <w:tcW w:type="dxa" w:w="3324"/>
+            <w:vAlign w:val="center"/>
+          </w:tcPr>
+          <w:p>
+            <w:pPr>
+              <w:spacing w:after="20"/>
+            </w:pPr>
+            <w:r>
+              <w:rPr>
+                <w:rFonts w:ascii="Tahoma" w:hAnsi="Tahoma"/>
+                <w:sz w:val="17"/>
+              </w:rPr>
+              <w:t>Save/Load ถาวร</w:t>
+            </w:r>
+          </w:p>
+        </w:tc>
+        <w:tc>
+          <w:tcPr>
+            <w:tcW w:type="dxa" w:w="3324"/>
+            <w:vAlign w:val="center"/>
+          </w:tcPr>
+          <w:p>
+            <w:pPr>
+              <w:spacing w:after="20"/>
+            </w:pPr>
+            <w:r>
+              <w:rPr>
+                <w:rFonts w:ascii="Tahoma" w:hAnsi="Tahoma"/>
+                <w:sz w:val="17"/>
+              </w:rPr>
+              <w:t>RunState และ SceneTree metadata ยังไม่บันทึกลงดิสก์; ต้องกำหนด schema, version และการย้ายข้อมูลเก่า</w:t>
+            </w:r>
+          </w:p>
+        </w:tc>
+      </w:tr>
+      <w:tr>
+        <w:tc>
+          <w:tcPr>
+            <w:tcW w:type="dxa" w:w="3324"/>
+            <w:vAlign w:val="center"/>
+          </w:tcPr>
+          <w:p>
+            <w:pPr>
+              <w:spacing w:after="20"/>
+            </w:pPr>
+            <w:r>
+              <w:rPr>
+                <w:rFonts w:ascii="Tahoma" w:hAnsi="Tahoma"/>
+                <w:sz w:val="17"/>
+              </w:rPr>
+              <w:t>สูง</w:t>
+            </w:r>
+          </w:p>
+        </w:tc>
+        <w:tc>
+          <w:tcPr>
+            <w:tcW w:type="dxa" w:w="3324"/>
+            <w:vAlign w:val="center"/>
+          </w:tcPr>
+          <w:p>
+            <w:pPr>
+              <w:spacing w:after="20"/>
+            </w:pPr>
+            <w:r>
+              <w:rPr>
+                <w:rFonts w:ascii="Tahoma" w:hAnsi="Tahoma"/>
+                <w:sz w:val="17"/>
+              </w:rPr>
+              <w:t>ทดสอบ Run เต็ม</w:t>
+            </w:r>
+          </w:p>
+        </w:tc>
+        <w:tc>
+          <w:tcPr>
+            <w:tcW w:type="dxa" w:w="3324"/>
+            <w:vAlign w:val="center"/>
+          </w:tcPr>
+          <w:p>
+            <w:pPr>
+              <w:spacing w:after="20"/>
+            </w:pPr>
+            <w:r>
+              <w:rPr>
+                <w:rFonts w:ascii="Tahoma" w:hAnsi="Tahoma"/>
+                <w:sz w:val="17"/>
+              </w:rPr>
+              <w:t>ควรมี playthrough ตั้งแต่ Create Party ถึงผลหลังบอส พร้อมตรวจ HP/Mana/อุปกรณ์/XP/เงินและทางกลับฉาก</w:t>
+            </w:r>
+          </w:p>
+        </w:tc>
+      </w:tr>
+      <w:tr>
+        <w:tc>
+          <w:tcPr>
+            <w:tcW w:type="dxa" w:w="3324"/>
+            <w:vAlign w:val="center"/>
+          </w:tcPr>
+          <w:p>
+            <w:pPr>
+              <w:spacing w:after="20"/>
+            </w:pPr>
+            <w:r>
+              <w:rPr>
+                <w:rFonts w:ascii="Tahoma" w:hAnsi="Tahoma"/>
+                <w:sz w:val="17"/>
+              </w:rPr>
+              <w:t>สูง</w:t>
+            </w:r>
+          </w:p>
+        </w:tc>
+        <w:tc>
+          <w:tcPr>
+            <w:tcW w:type="dxa" w:w="3324"/>
+            <w:vAlign w:val="center"/>
+          </w:tcPr>
+          <w:p>
+            <w:pPr>
+              <w:spacing w:after="20"/>
+            </w:pPr>
+            <w:r>
+              <w:rPr>
+                <w:rFonts w:ascii="Tahoma" w:hAnsi="Tahoma"/>
+                <w:sz w:val="17"/>
+              </w:rPr>
+              <w:t>ความหมายของ AP ระหว่างรอบ</w:t>
+            </w:r>
+          </w:p>
+        </w:tc>
+        <w:tc>
+          <w:tcPr>
+            <w:tcW w:type="dxa" w:w="3324"/>
+            <w:vAlign w:val="center"/>
+          </w:tcPr>
+          <w:p>
+            <w:pPr>
+              <w:spacing w:after="20"/>
+            </w:pPr>
+            <w:r>
+              <w:rPr>
+                <w:rFonts w:ascii="Tahoma" w:hAnsi="Tahoma"/>
+                <w:sz w:val="17"/>
+              </w:rPr>
+              <w:t>โค้ดเติม AP เมื่อเทิร์นของตัวละครเริ่ม แต่คอมเมนต์ใน TurnSystem ยังระบุว่า Rule Lock เรื่อง AP reset ไม่กำหนด ควรยืนยันกติกาเป็นลายลักษณ์อักษร</w:t>
+            </w:r>
+          </w:p>
+        </w:tc>
+      </w:tr>
+      <w:tr>
+        <w:tc>
+          <w:tcPr>
+            <w:tcW w:type="dxa" w:w="3324"/>
+            <w:vAlign w:val="center"/>
+          </w:tcPr>
+          <w:p>
+            <w:pPr>
+              <w:spacing w:after="20"/>
+            </w:pPr>
+            <w:r>
+              <w:rPr>
+                <w:rFonts w:ascii="Tahoma" w:hAnsi="Tahoma"/>
+                <w:sz w:val="17"/>
+              </w:rPr>
+              <w:t>กลาง</w:t>
+            </w:r>
+          </w:p>
+        </w:tc>
+        <w:tc>
+          <w:tcPr>
+            <w:tcW w:type="dxa" w:w="3324"/>
+            <w:vAlign w:val="center"/>
+          </w:tcPr>
+          <w:p>
+            <w:pPr>
+              <w:spacing w:after="20"/>
+            </w:pPr>
+            <w:r>
+              <w:rPr>
+                <w:rFonts w:ascii="Tahoma" w:hAnsi="Tahoma"/>
+                <w:sz w:val="17"/>
+              </w:rPr>
+              <w:t>Trait ที่เป็นเพียง tag</w:t>
+            </w:r>
+          </w:p>
+        </w:tc>
+        <w:tc>
+          <w:tcPr>
+            <w:tcW w:type="dxa" w:w="3324"/>
+            <w:vAlign w:val="center"/>
+          </w:tcPr>
+          <w:p>
+            <w:pPr>
+              <w:spacing w:after="20"/>
+            </w:pPr>
+            <w:r>
+              <w:rPr>
+                <w:rFonts w:ascii="Tahoma" w:hAnsi="Tahoma"/>
+                <w:sz w:val="17"/>
+              </w:rPr>
+              <w:t>Heavy, Light, Reach และ Shield Compatible บางส่วนเป็นตัวระบุหรือ prerequisite; ต้องตัดสินใจว่าจะให้ผลทั่วไปหรือระบุว่าไม่มีผลเอง</w:t>
+            </w:r>
+          </w:p>
+        </w:tc>
+      </w:tr>
+      <w:tr>
+        <w:tc>
+          <w:tcPr>
+            <w:tcW w:type="dxa" w:w="3324"/>
+            <w:vAlign w:val="center"/>
+          </w:tcPr>
+          <w:p>
+            <w:pPr>
+              <w:spacing w:after="20"/>
+            </w:pPr>
+            <w:r>
+              <w:rPr>
+                <w:rFonts w:ascii="Tahoma" w:hAnsi="Tahoma"/>
+                <w:sz w:val="17"/>
+              </w:rPr>
+              <w:t>กลาง</w:t>
+            </w:r>
+          </w:p>
+        </w:tc>
+        <w:tc>
+          <w:tcPr>
+            <w:tcW w:type="dxa" w:w="3324"/>
+            <w:vAlign w:val="center"/>
+          </w:tcPr>
+          <w:p>
+            <w:pPr>
+              <w:spacing w:after="20"/>
+            </w:pPr>
+            <w:r>
+              <w:rPr>
+                <w:rFonts w:ascii="Tahoma" w:hAnsi="Tahoma"/>
+                <w:sz w:val="17"/>
+              </w:rPr>
+              <w:t>ข้อยกเว้นของอาวุธ</w:t>
+            </w:r>
+          </w:p>
+        </w:tc>
+        <w:tc>
+          <w:tcPr>
+            <w:tcW w:type="dxa" w:w="3324"/>
+            <w:vAlign w:val="center"/>
+          </w:tcPr>
+          <w:p>
+            <w:pPr>
+              <w:spacing w:after="20"/>
+            </w:pPr>
+            <w:r>
+              <w:rPr>
+                <w:rFonts w:ascii="Tahoma" w:hAnsi="Tahoma"/>
+                <w:sz w:val="17"/>
+              </w:rPr>
+              <w:t>Dagger มี Finesse แต่ข้อมูล AttackData เลือก STR/DEX ที่ modifier สูงกว่า; Shortbow ไม่มีระยะประชิดขั้นต่ำ; ควรระบุให้ผู้เล่นเห็นชัด</w:t>
+            </w:r>
+          </w:p>
+        </w:tc>
+      </w:tr>
+      <w:tr>
+        <w:tc>
+          <w:tcPr>
+            <w:tcW w:type="dxa" w:w="3324"/>
+            <w:vAlign w:val="center"/>
+          </w:tcPr>
+          <w:p>
+            <w:pPr>
+              <w:spacing w:after="20"/>
+            </w:pPr>
+            <w:r>
+              <w:rPr>
+                <w:rFonts w:ascii="Tahoma" w:hAnsi="Tahoma"/>
+                <w:sz w:val="17"/>
+              </w:rPr>
+              <w:t>กลาง</w:t>
+            </w:r>
+          </w:p>
+        </w:tc>
+        <w:tc>
+          <w:tcPr>
+            <w:tcW w:type="dxa" w:w="3324"/>
+            <w:vAlign w:val="center"/>
+          </w:tcPr>
+          <w:p>
+            <w:pPr>
+              <w:spacing w:after="20"/>
+            </w:pPr>
+            <w:r>
+              <w:rPr>
+                <w:rFonts w:ascii="Tahoma" w:hAnsi="Tahoma"/>
+                <w:sz w:val="17"/>
+              </w:rPr>
+              <w:t>Exploration กับ Combat</w:t>
+            </w:r>
+          </w:p>
+        </w:tc>
+        <w:tc>
+          <w:tcPr>
+            <w:tcW w:type="dxa" w:w="3324"/>
+            <w:vAlign w:val="center"/>
+          </w:tcPr>
+          <w:p>
+            <w:pPr>
+              <w:spacing w:after="20"/>
+            </w:pPr>
+            <w:r>
+              <w:rPr>
+                <w:rFonts w:ascii="Tahoma" w:hAnsi="Tahoma"/>
+                <w:sz w:val="17"/>
+              </w:rPr>
+              <w:t>Dungeon Exploration ยังเป็นต้นแบบบางเส้นทาง; ต้องกำหนดขอบเขต combat ชั้นบน, fog, ประตู และ reward</w:t>
+            </w:r>
+          </w:p>
+        </w:tc>
+      </w:tr>
+      <w:tr>
+        <w:tc>
+          <w:tcPr>
+            <w:tcW w:type="dxa" w:w="3324"/>
+            <w:vAlign w:val="center"/>
+          </w:tcPr>
+          <w:p>
+            <w:pPr>
+              <w:spacing w:after="20"/>
+            </w:pPr>
+            <w:r>
+              <w:rPr>
+                <w:rFonts w:ascii="Tahoma" w:hAnsi="Tahoma"/>
+                <w:sz w:val="17"/>
+              </w:rPr>
+              <w:t>กลาง</w:t>
+            </w:r>
+          </w:p>
+        </w:tc>
+        <w:tc>
+          <w:tcPr>
+            <w:tcW w:type="dxa" w:w="3324"/>
+            <w:vAlign w:val="center"/>
+          </w:tcPr>
+          <w:p>
+            <w:pPr>
+              <w:spacing w:after="20"/>
+            </w:pPr>
+            <w:r>
+              <w:rPr>
+                <w:rFonts w:ascii="Tahoma" w:hAnsi="Tahoma"/>
+                <w:sz w:val="17"/>
+              </w:rPr>
+              <w:t>Ability data รูปแบบเก่า</w:t>
+            </w:r>
+          </w:p>
+        </w:tc>
+        <w:tc>
+          <w:tcPr>
+            <w:tcW w:type="dxa" w:w="3324"/>
+            <w:vAlign w:val="center"/>
+          </w:tcPr>
+          <w:p>
+            <w:pPr>
+              <w:spacing w:after="20"/>
+            </w:pPr>
+            <w:r>
+              <w:rPr>
+                <w:rFonts w:ascii="Tahoma" w:hAnsi="Tahoma"/>
+                <w:sz w:val="17"/>
+              </w:rPr>
+              <w:t>effects_on_use และ use_effects ยังอยู่ร่วมกัน; ควรย้ายข้อมูลและทำ validation เพื่อป้องกันผลซ้ำ</w:t>
+            </w:r>
+          </w:p>
+        </w:tc>
+      </w:tr>
+      <w:tr>
+        <w:tc>
+          <w:tcPr>
+            <w:tcW w:type="dxa" w:w="3324"/>
+            <w:vAlign w:val="center"/>
+          </w:tcPr>
+          <w:p>
+            <w:pPr>
+              <w:spacing w:after="20"/>
+            </w:pPr>
+            <w:r>
+              <w:rPr>
+                <w:rFonts w:ascii="Tahoma" w:hAnsi="Tahoma"/>
+                <w:sz w:val="17"/>
+              </w:rPr>
+              <w:t>กลาง</w:t>
+            </w:r>
+          </w:p>
+        </w:tc>
+        <w:tc>
+          <w:tcPr>
+            <w:tcW w:type="dxa" w:w="3324"/>
+            <w:vAlign w:val="center"/>
+          </w:tcPr>
+          <w:p>
+            <w:pPr>
+              <w:spacing w:after="20"/>
+            </w:pPr>
+            <w:r>
+              <w:rPr>
+                <w:rFonts w:ascii="Tahoma" w:hAnsi="Tahoma"/>
+                <w:sz w:val="17"/>
+              </w:rPr>
+              <w:t>เนื้อหาและภาษา</w:t>
+            </w:r>
+          </w:p>
+        </w:tc>
+        <w:tc>
+          <w:tcPr>
+            <w:tcW w:type="dxa" w:w="3324"/>
+            <w:vAlign w:val="center"/>
+          </w:tcPr>
+          <w:p>
+            <w:pPr>
+              <w:spacing w:after="20"/>
+            </w:pPr>
+            <w:r>
+              <w:rPr>
+                <w:rFonts w:ascii="Tahoma" w:hAnsi="Tahoma"/>
+                <w:sz w:val="17"/>
+              </w:rPr>
+              <w:t>Event localization/rich text, tutorial, คำอธิบายไอเทมและ trait บางรายการยังไม่ครบหรือใช้ภาษาไทยอังกฤษปนกัน</w:t>
             </w:r>
           </w:p>
         </w:tc>
